--- a/public/IgorGarcia_Software_Development_Engineer.docx
+++ b/public/IgorGarcia_Software_Development_Engineer.docx
@@ -354,58 +354,7 @@
                 <w:b/>
                 <w:bCs/>
               </w:rPr>
-              <w:t>Cloud &amp; Backend</w:t>
-            </w:r>
-            <w:r>
-              <w:rPr>
-                <w:b/>
-                <w:bCs/>
-              </w:rPr>
-              <w:t xml:space="preserve">: </w:t>
-            </w:r>
-          </w:p>
-          <w:p>
-            <w:pPr>
-              <w:rPr>
-                <w:b/>
-                <w:bCs/>
-              </w:rPr>
-            </w:pPr>
-            <w:r>
-              <w:rPr>
-                <w:b/>
-                <w:bCs/>
-              </w:rPr>
-              <w:t>DevOps &amp; Tools</w:t>
-            </w:r>
-            <w:r>
-              <w:rPr>
-                <w:b/>
-                <w:bCs/>
-              </w:rPr>
-              <w:t xml:space="preserve">: </w:t>
-            </w:r>
-          </w:p>
-          <w:p>
-            <w:pPr>
-              <w:rPr>
-                <w:b/>
-                <w:bCs/>
-              </w:rPr>
-            </w:pPr>
-            <w:r>
-              <w:rPr>
-                <w:b/>
-                <w:bCs/>
-              </w:rPr>
-              <w:t>Additional (background):</w:t>
-            </w:r>
-            <w:r>
-              <w:rPr>
-                <w:b/>
-                <w:bCs/>
-              </w:rPr>
-              <w:t xml:space="preserve"> </w:t>
+              <w:t xml:space="preserve">Cloud &amp; Backend:</w:t>
             </w:r>
           </w:p>
         </w:tc>
@@ -419,21 +368,87 @@
           </w:tcPr>
           <w:p>
             <w:r>
+              <w:t xml:space="preserve">AWS (Lambda, API Gateway, DynamoDB, SQS, CloudWatch), ASP.NET Core, Serverless Architecture, Microservices</w:t>
+            </w:r>
+          </w:p>
+        </w:tc>
+      </w:tr>
+      <w:tr>
+        <w:tc>
+          <w:tcPr>
+            <w:tcW w:w="1890" w:type="dxa"/>
+            <w:tcMar>
+              <w:left w:w="0" w:type="dxa"/>
+              <w:right w:w="0" w:type="dxa"/>
+            </w:tcMar>
+          </w:tcPr>
+          <w:p>
+            <w:pPr>
               <w:rPr>
                 <w:b/>
                 <w:bCs/>
               </w:rPr>
-              <w:t xml:space="preserve">AWS (Lambda, API Gateway, DynamoDB, SQS, CloudWatch), ASP.NET Core, Serverless Architecture, Microservices.  Docker, Docker Compose, CI/CD (GitHub Actions – build, test, deploy pipelines), Git, Linux/OS fundamentals, Automated Tooling         </w:t>
+            </w:pPr>
+            <w:r>
+              <w:rPr>
+                <w:b/>
+                <w:bCs/>
+              </w:rPr>
+              <w:t xml:space="preserve">DevOps &amp; Tools:</w:t>
             </w:r>
-            <w:r/>
-            <w:r/>
-            <w:r/>
-            <w:r/>
           </w:p>
-          <w:p/>
+        </w:tc>
+        <w:tc>
+          <w:tcPr>
+            <w:tcW w:w="8621" w:type="dxa"/>
+            <w:tcMar>
+              <w:left w:w="0" w:type="dxa"/>
+              <w:right w:w="0" w:type="dxa"/>
+            </w:tcMar>
+          </w:tcPr>
           <w:p>
             <w:r>
-              <w:t>Unreal Engine 5 (C++/Blueprint), Unity (C#), multiplayer networking/replication, profiling/optimization</w:t>
+              <w:t xml:space="preserve">Docker, Docker Compose, CI/CD (GitHub Actions – build, test, deploy pipelines), Git, Linux/OS fundamentals, Automated Tooling</w:t>
+            </w:r>
+          </w:p>
+        </w:tc>
+      </w:tr>
+      <w:tr>
+        <w:tc>
+          <w:tcPr>
+            <w:tcW w:w="1890" w:type="dxa"/>
+            <w:tcMar>
+              <w:left w:w="0" w:type="dxa"/>
+              <w:right w:w="0" w:type="dxa"/>
+            </w:tcMar>
+          </w:tcPr>
+          <w:p>
+            <w:pPr>
+              <w:rPr>
+                <w:b/>
+                <w:bCs/>
+              </w:rPr>
+            </w:pPr>
+            <w:r>
+              <w:rPr>
+                <w:b/>
+                <w:bCs/>
+              </w:rPr>
+              <w:t xml:space="preserve">Additional (background):</w:t>
+            </w:r>
+          </w:p>
+        </w:tc>
+        <w:tc>
+          <w:tcPr>
+            <w:tcW w:w="8621" w:type="dxa"/>
+            <w:tcMar>
+              <w:left w:w="0" w:type="dxa"/>
+              <w:right w:w="0" w:type="dxa"/>
+            </w:tcMar>
+          </w:tcPr>
+          <w:p>
+            <w:r>
+              <w:t xml:space="preserve">Unreal Engine 5 (C++/Blueprint), Unity (C#), multiplayer networking/replication, profiling/optimization</w:t>
             </w:r>
           </w:p>
         </w:tc>

--- a/public/IgorGarcia_Software_Development_Engineer.docx
+++ b/public/IgorGarcia_Software_Development_Engineer.docx
@@ -156,20 +156,6 @@
       <w:r>
         <w:t>Software Engineer with 4+ years of experience building high-performance internal tooling, automated workflows, and network-aware applications. Strong background in C++ and C#, with a proven track record of optimizing complex systems and reducing manual operations for engineering teams. Deeply passionate about systems engineering, backend architecture, and cloud infrastructure. Currently leveraging AWS services to build scalable, automated solutions, with hands-on experience in containerized deployments (Docker) and CI/CD automation. EU Citizen open to relocation (Ireland/UK/EU) or remote work.</w:t>
       </w:r>
-      <w:r>
-        <w:rPr>
-          <w:b/>
-          <w:bCs/>
-        </w:rPr>
-      </w:r>
-      <w:r/>
-      <w:r>
-        <w:rPr>
-          <w:b/>
-          <w:bCs/>
-        </w:rPr>
-      </w:r>
-      <w:r/>
     </w:p>
     <w:p>
       <w:pPr>
@@ -354,7 +340,7 @@
                 <w:b/>
                 <w:bCs/>
               </w:rPr>
-              <w:t xml:space="preserve">Cloud &amp; Backend:</w:t>
+              <w:t>Cloud &amp; Backend:</w:t>
             </w:r>
           </w:p>
         </w:tc>
@@ -368,7 +354,7 @@
           </w:tcPr>
           <w:p>
             <w:r>
-              <w:t xml:space="preserve">AWS (Lambda, API Gateway, DynamoDB, SQS, CloudWatch), ASP.NET Core, Serverless Architecture, Microservices</w:t>
+              <w:t>AWS (Lambda, API Gateway, DynamoDB, SQS, CloudWatch), ASP.NET Core, Serverless Architecture, Microservices</w:t>
             </w:r>
           </w:p>
         </w:tc>
@@ -394,7 +380,7 @@
                 <w:b/>
                 <w:bCs/>
               </w:rPr>
-              <w:t xml:space="preserve">DevOps &amp; Tools:</w:t>
+              <w:t>DevOps &amp; Tools:</w:t>
             </w:r>
           </w:p>
         </w:tc>
@@ -408,7 +394,7 @@
           </w:tcPr>
           <w:p>
             <w:r>
-              <w:t xml:space="preserve">Docker, Docker Compose, CI/CD (GitHub Actions – build, test, deploy pipelines), Git, Linux/OS fundamentals, Automated Tooling</w:t>
+              <w:t>Docker, Docker Compose, CI/CD (GitHub Actions – build, test, deploy pipelines), Git, Linux/OS fundamentals, Automated Tooling</w:t>
             </w:r>
           </w:p>
         </w:tc>
@@ -434,7 +420,7 @@
                 <w:b/>
                 <w:bCs/>
               </w:rPr>
-              <w:t xml:space="preserve">Additional (background):</w:t>
+              <w:t>Additional (background):</w:t>
             </w:r>
           </w:p>
         </w:tc>
@@ -448,7 +434,7 @@
           </w:tcPr>
           <w:p>
             <w:r>
-              <w:t xml:space="preserve">Unreal Engine 5 (C++/Blueprint), Unity (C#), multiplayer networking/replication, profiling/optimization</w:t>
+              <w:t>Unreal Engine 5 (C++/Blueprint), Unity (C#), multiplayer networking/replication, profiling/optimization</w:t>
             </w:r>
           </w:p>
         </w:tc>
@@ -535,14 +521,14 @@
         <w:t>C++</w:t>
       </w:r>
       <w:r>
-        <w:t xml:space="preserve">, replacing physical prototypes and contributing to an estimated </w:t>
+        <w:t xml:space="preserve">, replacing physical prototypes and contributing to </w:t>
       </w:r>
       <w:r>
         <w:rPr>
           <w:b/>
           <w:bCs/>
         </w:rPr>
-        <w:t>~40% annual material cost reduction</w:t>
+        <w:t>material cost reduction</w:t>
       </w:r>
       <w:r>
         <w:t xml:space="preserve">. </w:t>
@@ -557,17 +543,7 @@
         </w:numPr>
       </w:pPr>
       <w:r>
-        <w:t xml:space="preserve">Collaborated closely with internal customers (Design and Engineering teams) to define and build the tools they need, reducing design iteration cycles by </w:t>
-      </w:r>
-      <w:r>
-        <w:rPr>
-          <w:b/>
-          <w:bCs/>
-        </w:rPr>
-        <w:t>~50%</w:t>
-      </w:r>
-      <w:r>
-        <w:t xml:space="preserve">. </w:t>
+        <w:t>Collaborated closely with internal customers (Design and Engineering teams) to define and build the tools they need, reducing design iteration cycles</w:t>
       </w:r>
     </w:p>
     <w:p>
@@ -762,17 +738,7 @@
         <w:t>C++</w:t>
       </w:r>
       <w:r>
-        <w:t xml:space="preserve">, optimizing bandwidth usage by </w:t>
-      </w:r>
-      <w:r>
-        <w:rPr>
-          <w:b/>
-          <w:bCs/>
-        </w:rPr>
-        <w:t>25%</w:t>
-      </w:r>
-      <w:r>
-        <w:t xml:space="preserve"> to support highly concurrent online sessions. </w:t>
+        <w:t xml:space="preserve">, optimizing bandwidth usage to support highly concurrent online sessions. </w:t>
       </w:r>
     </w:p>
     <w:p>
@@ -806,17 +772,7 @@
         </w:numPr>
       </w:pPr>
       <w:r>
-        <w:t xml:space="preserve"> Implemented scalable input systems, reducing latency by </w:t>
-      </w:r>
-      <w:r>
-        <w:rPr>
-          <w:b/>
-          <w:bCs/>
-        </w:rPr>
-        <w:t>15ms</w:t>
-      </w:r>
-      <w:r>
-        <w:t xml:space="preserve"> and ensuring 100% compatibility across multiple platforms. </w:t>
+        <w:t xml:space="preserve"> Implemented scalable input systems and ensuring 100% compatibility across multiple platforms. </w:t>
       </w:r>
     </w:p>
     <w:p>
@@ -913,17 +869,13 @@
         <w:spacing w:line="240" w:lineRule="auto"/>
       </w:pPr>
       <w:r>
-        <w:t xml:space="preserve">Collaborated with Design and Engineering teams to translate physical requirements into virtual specifications, resulting in a </w:t>
-      </w:r>
-      <w:r>
-        <w:rPr>
-          <w:b/>
-          <w:bCs/>
-        </w:rPr>
-        <w:t xml:space="preserve">20% improvement </w:t>
-      </w:r>
-      <w:r>
-        <w:t xml:space="preserve">in user assessment accuracy. </w:t>
+        <w:t>Collaborated with Design and Engineering teams to translate physical requirements into virtual specifications, resulting in</w:t>
+      </w:r>
+      <w:r>
+        <w:t xml:space="preserve"> </w:t>
+      </w:r>
+      <w:r>
+        <w:t xml:space="preserve">user assessment accuracy. </w:t>
       </w:r>
     </w:p>
     <w:p>
@@ -1133,6 +1085,7 @@
         </w:tabs>
       </w:pPr>
       <w:r>
+        <w:lastRenderedPageBreak/>
         <w:t>Deployed via Docker on Render (backend) and Vercel (frontend) with PostgreSQL persistence.</w:t>
       </w:r>
     </w:p>
@@ -1298,7 +1251,6 @@
         </w:rPr>
         <w:t>DevOps &amp; Deployment: Containerized the application using Docker and deployed it to an Oracle Cloud instance, reducing deployment setup from 2+ hours to under 5 minutes and ensuring reliable 24/7 production uptime.</w:t>
       </w:r>
-      <w:r/>
     </w:p>
     <w:p>
       <w:pPr>
@@ -1870,7 +1822,21 @@
           <w:sz w:val="16"/>
           <w:szCs w:val="16"/>
         </w:rPr>
-        <w:t>Replaced legacy offline analysis with a custom runtime solution, reducing validation time from ~2 hours to seconds.</w:t>
+        <w:t xml:space="preserve">Replaced legacy offline analysis with a custom runtime solution, reducing validation time from </w:t>
+      </w:r>
+      <w:r>
+        <w:rPr>
+          <w:sz w:val="16"/>
+          <w:szCs w:val="16"/>
+        </w:rPr>
+        <w:t xml:space="preserve">around </w:t>
+      </w:r>
+      <w:r>
+        <w:rPr>
+          <w:sz w:val="16"/>
+          <w:szCs w:val="16"/>
+        </w:rPr>
+        <w:t>2 hours to seconds.</w:t>
       </w:r>
     </w:p>
     <w:p>
@@ -4067,15 +4033,6 @@
   </w:num>
   <w:num w:numId="14" w16cid:durableId="618149138">
     <w:abstractNumId w:val="6"/>
-    <w:lvlOverride w:ilvl="0"/>
-    <w:lvlOverride w:ilvl="1"/>
-    <w:lvlOverride w:ilvl="2"/>
-    <w:lvlOverride w:ilvl="3"/>
-    <w:lvlOverride w:ilvl="4"/>
-    <w:lvlOverride w:ilvl="5"/>
-    <w:lvlOverride w:ilvl="6"/>
-    <w:lvlOverride w:ilvl="7"/>
-    <w:lvlOverride w:ilvl="8"/>
   </w:num>
   <w:num w:numId="15" w16cid:durableId="743837213">
     <w:abstractNumId w:val="4"/>
@@ -4597,6 +4554,7 @@
   <w:style w:type="character" w:default="1" w:styleId="DefaultParagraphFont">
     <w:name w:val="Default Paragraph Font"/>
     <w:uiPriority w:val="1"/>
+    <w:semiHidden/>
     <w:unhideWhenUsed/>
   </w:style>
   <w:style w:type="table" w:default="1" w:styleId="TableNormal">

--- a/public/IgorGarcia_Software_Development_Engineer.docx
+++ b/public/IgorGarcia_Software_Development_Engineer.docx
@@ -105,12 +105,14 @@
         <w:t xml:space="preserve">, </w:t>
       </w:r>
       <w:hyperlink r:id="rId9" w:history="1">
+        <w:proofErr w:type="spellStart"/>
         <w:r>
           <w:rPr>
             <w:rStyle w:val="Hyperlink"/>
           </w:rPr>
           <w:t>Github</w:t>
         </w:r>
+        <w:proofErr w:type="spellEnd"/>
         <w:r>
           <w:t xml:space="preserve"> </w:t>
         </w:r>
@@ -483,6 +485,112 @@
           <w:sz w:val="16"/>
           <w:szCs w:val="16"/>
         </w:rPr>
+        <w:t>Virtual Reality Researcher, Ford Motor Company</w:t>
+      </w:r>
+      <w:r>
+        <w:tab/>
+      </w:r>
+    </w:p>
+    <w:p>
+      <w:pPr>
+        <w:spacing w:after="80"/>
+      </w:pPr>
+      <w:r>
+        <w:rPr>
+          <w:color w:val="959BA6"/>
+          <w:sz w:val="16"/>
+          <w:szCs w:val="16"/>
+        </w:rPr>
+        <w:t>Aug 2021 — Dec 2022</w:t>
+      </w:r>
+    </w:p>
+    <w:p>
+      <w:pPr>
+        <w:pStyle w:val="ListParagraph"/>
+        <w:numPr>
+          <w:ilvl w:val="0"/>
+          <w:numId w:val="5"/>
+        </w:numPr>
+        <w:spacing w:line="240" w:lineRule="auto"/>
+      </w:pPr>
+      <w:r>
+        <w:t xml:space="preserve">Spearheaded R&amp;D for automotive VR applications, establishing foundational workflows that were later adopted as the </w:t>
+      </w:r>
+      <w:r>
+        <w:rPr>
+          <w:b/>
+          <w:bCs/>
+        </w:rPr>
+        <w:t xml:space="preserve">company standard for virtual </w:t>
+      </w:r>
+      <w:proofErr w:type="gramStart"/>
+      <w:r>
+        <w:rPr>
+          <w:b/>
+          <w:bCs/>
+        </w:rPr>
+        <w:t xml:space="preserve">prototyping </w:t>
+      </w:r>
+      <w:r>
+        <w:t>.</w:t>
+      </w:r>
+      <w:proofErr w:type="gramEnd"/>
+      <w:r>
+        <w:t xml:space="preserve"> </w:t>
+      </w:r>
+    </w:p>
+    <w:p>
+      <w:pPr>
+        <w:pStyle w:val="ListParagraph"/>
+        <w:numPr>
+          <w:ilvl w:val="0"/>
+          <w:numId w:val="5"/>
+        </w:numPr>
+        <w:spacing w:line="240" w:lineRule="auto"/>
+      </w:pPr>
+      <w:r>
+        <w:t xml:space="preserve">Collaborated with Design and Engineering teams to translate physical requirements into virtual specifications, resulting in user assessment accuracy. </w:t>
+      </w:r>
+    </w:p>
+    <w:p>
+      <w:pPr>
+        <w:pStyle w:val="ListParagraph"/>
+        <w:numPr>
+          <w:ilvl w:val="0"/>
+          <w:numId w:val="5"/>
+        </w:numPr>
+        <w:spacing w:line="240" w:lineRule="auto"/>
+      </w:pPr>
+      <w:r>
+        <w:t xml:space="preserve">Developed initial prototypes for virtual user experience testing, validating key interaction concepts for future production. </w:t>
+      </w:r>
+    </w:p>
+    <w:p>
+      <w:pPr>
+        <w:tabs>
+          <w:tab w:val="right" w:pos="10512"/>
+        </w:tabs>
+        <w:rPr>
+          <w:b/>
+          <w:bCs/>
+          <w:sz w:val="16"/>
+          <w:szCs w:val="16"/>
+        </w:rPr>
+      </w:pPr>
+    </w:p>
+    <w:p>
+      <w:pPr>
+        <w:tabs>
+          <w:tab w:val="right" w:pos="10512"/>
+        </w:tabs>
+      </w:pPr>
+      <w:r>
+        <w:rPr>
+          <w:b/>
+          <w:bCs/>
+          <w:sz w:val="16"/>
+          <w:szCs w:val="16"/>
+        </w:rPr>
         <w:t>Software engineer/C++ developer, Ford Motor Company</w:t>
       </w:r>
       <w:r>
@@ -580,15 +688,6 @@
     </w:p>
     <w:p>
       <w:pPr>
-        <w:spacing w:after="100"/>
-        <w:rPr>
-          <w:sz w:val="2"/>
-          <w:szCs w:val="2"/>
-        </w:rPr>
-      </w:pPr>
-    </w:p>
-    <w:p>
-      <w:pPr>
         <w:tabs>
           <w:tab w:val="right" w:pos="10512"/>
         </w:tabs>
@@ -600,7 +699,135 @@
           <w:sz w:val="16"/>
           <w:szCs w:val="16"/>
         </w:rPr>
-        <w:t>Software engineer, Cafundo Creative Studio</w:t>
+        <w:t>Unreal Engine 5 Developer, Blue Gravity Studios</w:t>
+      </w:r>
+      <w:r>
+        <w:tab/>
+      </w:r>
+    </w:p>
+    <w:p>
+      <w:pPr>
+        <w:spacing w:after="80"/>
+      </w:pPr>
+      <w:r>
+        <w:rPr>
+          <w:color w:val="959BA6"/>
+          <w:sz w:val="16"/>
+          <w:szCs w:val="16"/>
+        </w:rPr>
+        <w:t>Jan 2024 — Sep 2024</w:t>
+      </w:r>
+    </w:p>
+    <w:p>
+      <w:pPr>
+        <w:pStyle w:val="ListParagraph"/>
+        <w:numPr>
+          <w:ilvl w:val="0"/>
+          <w:numId w:val="4"/>
+        </w:numPr>
+      </w:pPr>
+      <w:r>
+        <w:t xml:space="preserve"> Engineered core network replication logic (TCP/UDP concepts) for multiplayer architecture using </w:t>
+      </w:r>
+      <w:r>
+        <w:rPr>
+          <w:b/>
+          <w:bCs/>
+        </w:rPr>
+        <w:t>C++</w:t>
+      </w:r>
+      <w:r>
+        <w:t xml:space="preserve">, optimizing bandwidth usage to support highly concurrent online sessions. </w:t>
+      </w:r>
+    </w:p>
+    <w:p>
+      <w:pPr>
+        <w:pStyle w:val="ListParagraph"/>
+        <w:numPr>
+          <w:ilvl w:val="0"/>
+          <w:numId w:val="4"/>
+        </w:numPr>
+      </w:pPr>
+      <w:r>
+        <w:t xml:space="preserve"> Developed core software systems, improving code modularity and reducing bug-fixing overhead by </w:t>
+      </w:r>
+      <w:r>
+        <w:rPr>
+          <w:b/>
+          <w:bCs/>
+        </w:rPr>
+        <w:t>20%</w:t>
+      </w:r>
+      <w:r>
+        <w:t xml:space="preserve"> for the engineering team. </w:t>
+      </w:r>
+    </w:p>
+    <w:p>
+      <w:pPr>
+        <w:pStyle w:val="ListParagraph"/>
+        <w:numPr>
+          <w:ilvl w:val="0"/>
+          <w:numId w:val="4"/>
+        </w:numPr>
+      </w:pPr>
+      <w:r>
+        <w:t xml:space="preserve"> Implemented scalable input systems and ensuring 100% compatibility across multiple platforms. </w:t>
+      </w:r>
+    </w:p>
+    <w:p>
+      <w:pPr>
+        <w:numPr>
+          <w:ilvl w:val="0"/>
+          <w:numId w:val="4"/>
+        </w:numPr>
+        <w:spacing w:before="100" w:beforeAutospacing="1" w:after="100" w:afterAutospacing="1" w:line="240" w:lineRule="auto"/>
+        <w:rPr>
+          <w:rFonts w:eastAsia="Times New Roman" w:cs="Times New Roman"/>
+          <w:color w:val="auto"/>
+        </w:rPr>
+      </w:pPr>
+      <w:r>
+        <w:rPr>
+          <w:rFonts w:eastAsia="Times New Roman" w:cs="Times New Roman"/>
+          <w:color w:val="auto"/>
+        </w:rPr>
+        <w:t>Collaborated with multidisciplinary teams to optimize memory usage and processing calls, enhancing overall performance on lower-end hardware.</w:t>
+      </w:r>
+    </w:p>
+    <w:p>
+      <w:pPr>
+        <w:tabs>
+          <w:tab w:val="right" w:pos="10512"/>
+        </w:tabs>
+      </w:pPr>
+      <w:r>
+        <w:rPr>
+          <w:b/>
+          <w:bCs/>
+          <w:sz w:val="16"/>
+          <w:szCs w:val="16"/>
+        </w:rPr>
+        <w:t xml:space="preserve">Software engineer, </w:t>
+      </w:r>
+      <w:proofErr w:type="spellStart"/>
+      <w:r>
+        <w:rPr>
+          <w:b/>
+          <w:bCs/>
+          <w:sz w:val="16"/>
+          <w:szCs w:val="16"/>
+        </w:rPr>
+        <w:t>Cafundo</w:t>
+      </w:r>
+      <w:proofErr w:type="spellEnd"/>
+      <w:r>
+        <w:rPr>
+          <w:b/>
+          <w:bCs/>
+          <w:sz w:val="16"/>
+          <w:szCs w:val="16"/>
+        </w:rPr>
+        <w:t xml:space="preserve"> Creative Studio</w:t>
       </w:r>
       <w:r>
         <w:tab/>
@@ -689,207 +916,12 @@
     </w:p>
     <w:p>
       <w:pPr>
-        <w:tabs>
-          <w:tab w:val="right" w:pos="10512"/>
-        </w:tabs>
-      </w:pPr>
-      <w:r>
-        <w:rPr>
-          <w:b/>
-          <w:bCs/>
-          <w:sz w:val="16"/>
-          <w:szCs w:val="16"/>
-        </w:rPr>
-        <w:t>Unreal Engine 5 Developer, Blue Gravity Studios</w:t>
-      </w:r>
-      <w:r>
-        <w:tab/>
-      </w:r>
-    </w:p>
-    <w:p>
-      <w:pPr>
-        <w:spacing w:after="80"/>
-      </w:pPr>
-      <w:r>
-        <w:rPr>
-          <w:color w:val="959BA6"/>
-          <w:sz w:val="16"/>
-          <w:szCs w:val="16"/>
-        </w:rPr>
-        <w:t>Jan 2024 — Sep 2024</w:t>
-      </w:r>
-    </w:p>
-    <w:p>
-      <w:pPr>
-        <w:pStyle w:val="ListParagraph"/>
-        <w:numPr>
-          <w:ilvl w:val="0"/>
-          <w:numId w:val="4"/>
-        </w:numPr>
-      </w:pPr>
-      <w:r>
-        <w:t xml:space="preserve"> Engineered core network replication logic (TCP/UDP concepts) for multiplayer architecture using </w:t>
-      </w:r>
-      <w:r>
-        <w:rPr>
-          <w:b/>
-          <w:bCs/>
-        </w:rPr>
-        <w:t>C++</w:t>
-      </w:r>
-      <w:r>
-        <w:t xml:space="preserve">, optimizing bandwidth usage to support highly concurrent online sessions. </w:t>
-      </w:r>
-    </w:p>
-    <w:p>
-      <w:pPr>
-        <w:pStyle w:val="ListParagraph"/>
-        <w:numPr>
-          <w:ilvl w:val="0"/>
-          <w:numId w:val="4"/>
-        </w:numPr>
-      </w:pPr>
-      <w:r>
-        <w:t xml:space="preserve"> Developed core software systems, improving code modularity and reducing bug-fixing overhead by </w:t>
-      </w:r>
-      <w:r>
-        <w:rPr>
-          <w:b/>
-          <w:bCs/>
-        </w:rPr>
-        <w:t>20%</w:t>
-      </w:r>
-      <w:r>
-        <w:t xml:space="preserve"> for the engineering team. </w:t>
-      </w:r>
-    </w:p>
-    <w:p>
-      <w:pPr>
-        <w:pStyle w:val="ListParagraph"/>
-        <w:numPr>
-          <w:ilvl w:val="0"/>
-          <w:numId w:val="4"/>
-        </w:numPr>
-      </w:pPr>
-      <w:r>
-        <w:t xml:space="preserve"> Implemented scalable input systems and ensuring 100% compatibility across multiple platforms. </w:t>
-      </w:r>
-    </w:p>
-    <w:p>
-      <w:pPr>
-        <w:numPr>
-          <w:ilvl w:val="0"/>
-          <w:numId w:val="4"/>
-        </w:numPr>
-        <w:spacing w:before="100" w:beforeAutospacing="1" w:after="100" w:afterAutospacing="1" w:line="240" w:lineRule="auto"/>
-        <w:rPr>
-          <w:rFonts w:eastAsia="Times New Roman" w:cs="Times New Roman"/>
-          <w:color w:val="auto"/>
-        </w:rPr>
-      </w:pPr>
-      <w:r>
-        <w:rPr>
-          <w:rFonts w:eastAsia="Times New Roman" w:cs="Times New Roman"/>
-          <w:color w:val="auto"/>
-        </w:rPr>
-        <w:t>Collaborated with multidisciplinary teams to optimize memory usage and processing calls, enhancing overall performance on lower-end hardware.</w:t>
-      </w:r>
-    </w:p>
-    <w:p>
-      <w:pPr>
         <w:spacing w:after="100"/>
         <w:rPr>
           <w:sz w:val="2"/>
           <w:szCs w:val="2"/>
         </w:rPr>
       </w:pPr>
-    </w:p>
-    <w:p>
-      <w:pPr>
-        <w:tabs>
-          <w:tab w:val="right" w:pos="10512"/>
-        </w:tabs>
-      </w:pPr>
-      <w:r>
-        <w:rPr>
-          <w:b/>
-          <w:bCs/>
-          <w:sz w:val="16"/>
-          <w:szCs w:val="16"/>
-        </w:rPr>
-        <w:t>Virtual Reality Researcher, Ford Motor Company</w:t>
-      </w:r>
-      <w:r>
-        <w:tab/>
-      </w:r>
-    </w:p>
-    <w:p>
-      <w:pPr>
-        <w:spacing w:after="80"/>
-      </w:pPr>
-      <w:r>
-        <w:rPr>
-          <w:color w:val="959BA6"/>
-          <w:sz w:val="16"/>
-          <w:szCs w:val="16"/>
-        </w:rPr>
-        <w:t>Aug 2021 — Dec 2022</w:t>
-      </w:r>
-    </w:p>
-    <w:p>
-      <w:pPr>
-        <w:pStyle w:val="ListParagraph"/>
-        <w:numPr>
-          <w:ilvl w:val="0"/>
-          <w:numId w:val="5"/>
-        </w:numPr>
-        <w:spacing w:line="240" w:lineRule="auto"/>
-      </w:pPr>
-      <w:r>
-        <w:t xml:space="preserve">Spearheaded R&amp;D for automotive VR applications, establishing foundational workflows that were later adopted as the </w:t>
-      </w:r>
-      <w:r>
-        <w:rPr>
-          <w:b/>
-          <w:bCs/>
-        </w:rPr>
-        <w:t xml:space="preserve">company standard for virtual prototyping </w:t>
-      </w:r>
-      <w:r>
-        <w:t xml:space="preserve">. </w:t>
-      </w:r>
-    </w:p>
-    <w:p>
-      <w:pPr>
-        <w:pStyle w:val="ListParagraph"/>
-        <w:numPr>
-          <w:ilvl w:val="0"/>
-          <w:numId w:val="5"/>
-        </w:numPr>
-        <w:spacing w:line="240" w:lineRule="auto"/>
-      </w:pPr>
-      <w:r>
-        <w:t>Collaborated with Design and Engineering teams to translate physical requirements into virtual specifications, resulting in</w:t>
-      </w:r>
-      <w:r>
-        <w:t xml:space="preserve"> </w:t>
-      </w:r>
-      <w:r>
-        <w:t xml:space="preserve">user assessment accuracy. </w:t>
-      </w:r>
-    </w:p>
-    <w:p>
-      <w:pPr>
-        <w:pStyle w:val="ListParagraph"/>
-        <w:numPr>
-          <w:ilvl w:val="0"/>
-          <w:numId w:val="5"/>
-        </w:numPr>
-        <w:spacing w:line="240" w:lineRule="auto"/>
-      </w:pPr>
-      <w:r>
-        <w:t xml:space="preserve">Developed initial prototypes for virtual user experience testing, validating key interaction concepts for future production. </w:t>
-      </w:r>
     </w:p>
     <w:p>
       <w:pPr>
@@ -1062,7 +1094,16 @@
         </w:tabs>
       </w:pPr>
       <w:r>
-        <w:t>Implemented secure auth (ASP.NET Identity + JWT in HttpOnly cookies) with user profiles and persistent analysis history.</w:t>
+        <w:lastRenderedPageBreak/>
+        <w:t xml:space="preserve">Implemented secure auth (ASP.NET Identity + JWT in </w:t>
+      </w:r>
+      <w:proofErr w:type="spellStart"/>
+      <w:r>
+        <w:t>HttpOnly</w:t>
+      </w:r>
+      <w:proofErr w:type="spellEnd"/>
+      <w:r>
+        <w:t xml:space="preserve"> cookies) with user profiles and persistent analysis history.</w:t>
       </w:r>
       <w:r>
         <w:rPr>
@@ -1085,8 +1126,15 @@
         </w:tabs>
       </w:pPr>
       <w:r>
-        <w:lastRenderedPageBreak/>
-        <w:t>Deployed via Docker on Render (backend) and Vercel (frontend) with PostgreSQL persistence.</w:t>
+        <w:t xml:space="preserve">Deployed via Docker on Render (backend) and </w:t>
+      </w:r>
+      <w:proofErr w:type="spellStart"/>
+      <w:r>
+        <w:t>Vercel</w:t>
+      </w:r>
+      <w:proofErr w:type="spellEnd"/>
+      <w:r>
+        <w:t xml:space="preserve"> (frontend) with PostgreSQL persistence.</w:t>
       </w:r>
     </w:p>
     <w:p>
@@ -1156,7 +1204,15 @@
         </w:rPr>
       </w:pPr>
       <w:r>
-        <w:t>A backend system built to continuously monitor</w:t>
+        <w:t xml:space="preserve">A backend system </w:t>
+      </w:r>
+      <w:proofErr w:type="gramStart"/>
+      <w:r>
+        <w:t>built</w:t>
+      </w:r>
+      <w:proofErr w:type="gramEnd"/>
+      <w:r>
+        <w:t xml:space="preserve"> to continuously monitor</w:t>
       </w:r>
       <w:r>
         <w:rPr>
@@ -1189,7 +1245,15 @@
         <w:t>Architecture &amp; Concurrency</w:t>
       </w:r>
       <w:r>
-        <w:t>: Designed an asynchronous backend utilizing IHostedService to manage concurrent background workers for continuous price monitoring and Telegram long-polling without blocking the main thread.</w:t>
+        <w:t xml:space="preserve">: Designed an asynchronous backend utilizing </w:t>
+      </w:r>
+      <w:proofErr w:type="spellStart"/>
+      <w:r>
+        <w:t>IHostedService</w:t>
+      </w:r>
+      <w:proofErr w:type="spellEnd"/>
+      <w:r>
+        <w:t xml:space="preserve"> to manage concurrent background workers for continuous price monitoring and Telegram long-polling without blocking the main thread.</w:t>
       </w:r>
     </w:p>
     <w:p>
@@ -1210,7 +1274,15 @@
         <w:t>Security &amp; Performance</w:t>
       </w:r>
       <w:r>
-        <w:t>: Implemented custom API key authentication (with SHA-256 hashing), global rate limiting, and IMemoryCache to drastically reduce redundant external calls and prevent rate-limit bans.</w:t>
+        <w:t xml:space="preserve">: Implemented custom API key authentication (with SHA-256 hashing), global rate limiting, and </w:t>
+      </w:r>
+      <w:proofErr w:type="spellStart"/>
+      <w:r>
+        <w:t>IMemoryCache</w:t>
+      </w:r>
+      <w:proofErr w:type="spellEnd"/>
+      <w:r>
+        <w:t xml:space="preserve"> to drastically reduce redundant external calls and prevent rate-limit bans.</w:t>
       </w:r>
     </w:p>
     <w:p>
@@ -1231,7 +1303,15 @@
         <w:t>Resilience &amp; Data</w:t>
       </w:r>
       <w:r>
-        <w:t>: Engineered a resilient scraping mechanism with HTML parsing fallbacks (HtmlAgilityPack) for unreliable external APIs, persisting user sessions and alerts via Entity Framework Core and SQLite.</w:t>
+        <w:t>: Engineered a resilient scraping mechanism with HTML parsing fallbacks (</w:t>
+      </w:r>
+      <w:proofErr w:type="spellStart"/>
+      <w:r>
+        <w:t>HtmlAgilityPack</w:t>
+      </w:r>
+      <w:proofErr w:type="spellEnd"/>
+      <w:r>
+        <w:t>) for unreliable external APIs, persisting user sessions and alerts via Entity Framework Core and SQLite.</w:t>
       </w:r>
     </w:p>
     <w:p>
@@ -1297,14 +1377,25 @@
           <w:szCs w:val="16"/>
         </w:rPr>
       </w:pPr>
-      <w:r>
-        <w:rPr>
-          <w:b/>
-          <w:bCs/>
-          <w:sz w:val="16"/>
-          <w:szCs w:val="16"/>
-        </w:rPr>
-        <w:t xml:space="preserve">Cripto Tracker | </w:t>
+      <w:proofErr w:type="spellStart"/>
+      <w:r>
+        <w:rPr>
+          <w:b/>
+          <w:bCs/>
+          <w:sz w:val="16"/>
+          <w:szCs w:val="16"/>
+        </w:rPr>
+        <w:t>Cripto</w:t>
+      </w:r>
+      <w:proofErr w:type="spellEnd"/>
+      <w:r>
+        <w:rPr>
+          <w:b/>
+          <w:bCs/>
+          <w:sz w:val="16"/>
+          <w:szCs w:val="16"/>
+        </w:rPr>
+        <w:t xml:space="preserve"> Tracker | </w:t>
       </w:r>
       <w:r>
         <w:rPr>
@@ -1372,7 +1463,15 @@
         <w:t>Vite</w:t>
       </w:r>
       <w:r>
-        <w:t xml:space="preserve"> to track real-time cryptocurrency prices via the CoinGecko API.</w:t>
+        <w:t xml:space="preserve"> to track real-time cryptocurrency prices via the </w:t>
+      </w:r>
+      <w:proofErr w:type="spellStart"/>
+      <w:r>
+        <w:t>CoinGecko</w:t>
+      </w:r>
+      <w:proofErr w:type="spellEnd"/>
+      <w:r>
+        <w:t xml:space="preserve"> API.</w:t>
       </w:r>
     </w:p>
     <w:p>
@@ -1396,6 +1495,7 @@
       <w:r>
         <w:t xml:space="preserve"> for secure user authentication (Google &amp; Email/Password) and </w:t>
       </w:r>
+      <w:proofErr w:type="spellStart"/>
       <w:r>
         <w:rPr>
           <w:b/>
@@ -1403,6 +1503,7 @@
         </w:rPr>
         <w:t>Firestore</w:t>
       </w:r>
+      <w:proofErr w:type="spellEnd"/>
       <w:r>
         <w:t xml:space="preserve"> database to manage user data.</w:t>
       </w:r>
@@ -1473,7 +1574,17 @@
           <w:sz w:val="16"/>
           <w:szCs w:val="16"/>
         </w:rPr>
-        <w:t xml:space="preserve">Professional Measurement Tool | Unreal Engine C++ (Fab / Unreal Marketplace, 2026)  </w:t>
+        <w:t>Professional Measurement Tool | Unreal Engine C++ (Fab / Unreal Marketplace, 2026</w:t>
+      </w:r>
+      <w:proofErr w:type="gramStart"/>
+      <w:r>
+        <w:rPr>
+          <w:b/>
+          <w:bCs/>
+          <w:sz w:val="16"/>
+          <w:szCs w:val="16"/>
+        </w:rPr>
+        <w:t xml:space="preserve">)  </w:t>
       </w:r>
       <w:r>
         <w:rPr>
@@ -1483,6 +1594,7 @@
         </w:rPr>
         <w:t>2026</w:t>
       </w:r>
+      <w:proofErr w:type="gramEnd"/>
     </w:p>
     <w:p>
       <w:pPr>
@@ -1499,7 +1611,23 @@
           <w:sz w:val="16"/>
           <w:szCs w:val="16"/>
         </w:rPr>
-        <w:t xml:space="preserve">Author of a C++ editor plugin that measures distances and enclosed polygon areas in-editor using USplineComponent, with real-time visual feedback and a dedicated Editor Mode. </w:t>
+        <w:t>Author of a C++ editor plugin that measures distances and enclosed polygon areas in-editor using </w:t>
+      </w:r>
+      <w:proofErr w:type="spellStart"/>
+      <w:r>
+        <w:rPr>
+          <w:sz w:val="16"/>
+          <w:szCs w:val="16"/>
+        </w:rPr>
+        <w:t>USplineComponent</w:t>
+      </w:r>
+      <w:proofErr w:type="spellEnd"/>
+      <w:r>
+        <w:rPr>
+          <w:sz w:val="16"/>
+          <w:szCs w:val="16"/>
+        </w:rPr>
+        <w:t xml:space="preserve">, with real-time visual feedback and a dedicated Editor Mode. </w:t>
       </w:r>
     </w:p>
     <w:p>
@@ -1521,7 +1649,23 @@
           <w:sz w:val="16"/>
           <w:szCs w:val="16"/>
         </w:rPr>
-        <w:t>Decoupled architecture using UInterface and multicast delegates, separating actor, widget, snap, and label logic into independent components.</w:t>
+        <w:t>Decoupled architecture using </w:t>
+      </w:r>
+      <w:proofErr w:type="spellStart"/>
+      <w:r>
+        <w:rPr>
+          <w:sz w:val="16"/>
+          <w:szCs w:val="16"/>
+        </w:rPr>
+        <w:t>UInterface</w:t>
+      </w:r>
+      <w:proofErr w:type="spellEnd"/>
+      <w:r>
+        <w:rPr>
+          <w:sz w:val="16"/>
+          <w:szCs w:val="16"/>
+        </w:rPr>
+        <w:t> and multicast delegates, separating actor, widget, snap, and label logic into independent components.</w:t>
       </w:r>
     </w:p>
     <w:p>
@@ -1565,7 +1709,23 @@
           <w:sz w:val="16"/>
           <w:szCs w:val="16"/>
         </w:rPr>
-        <w:t>Custom Editor Mode (FEdMode) with Slate toolkit panel for one-click spawning, selection, and property editing.</w:t>
+        <w:t>Custom Editor Mode (</w:t>
+      </w:r>
+      <w:proofErr w:type="spellStart"/>
+      <w:r>
+        <w:rPr>
+          <w:sz w:val="16"/>
+          <w:szCs w:val="16"/>
+        </w:rPr>
+        <w:t>FEdMode</w:t>
+      </w:r>
+      <w:proofErr w:type="spellEnd"/>
+      <w:r>
+        <w:rPr>
+          <w:sz w:val="16"/>
+          <w:szCs w:val="16"/>
+        </w:rPr>
+        <w:t>) with Slate toolkit panel for one-click spawning, selection, and property editing.</w:t>
       </w:r>
     </w:p>
     <w:p>
@@ -1620,7 +1780,17 @@
           <w:szCs w:val="16"/>
         </w:rPr>
         <w:br/>
-        <w:t>Runtime Skinned Mesh Exporter (Fab / Unreal Marketplace, 2025)</w:t>
+        <w:t>Runtime Skinned Mesh Exporter (Fab / Unreal Marketplace, 2025</w:t>
+      </w:r>
+      <w:proofErr w:type="gramStart"/>
+      <w:r>
+        <w:rPr>
+          <w:b/>
+          <w:bCs/>
+          <w:sz w:val="16"/>
+          <w:szCs w:val="16"/>
+        </w:rPr>
+        <w:t>)</w:t>
       </w:r>
       <w:r>
         <w:t xml:space="preserve">  </w:t>
@@ -1633,6 +1803,7 @@
         </w:rPr>
         <w:t>2025</w:t>
       </w:r>
+      <w:proofErr w:type="gramEnd"/>
     </w:p>
     <w:p>
       <w:pPr>
@@ -1668,7 +1839,23 @@
           <w:sz w:val="16"/>
           <w:szCs w:val="16"/>
         </w:rPr>
-        <w:t xml:space="preserve">Fully asynchronous pipeline: GPU→CPU transfer through FRHIGPUTextureReadback and PNG compression on the thread-pool, ensuring hitch-free operation. </w:t>
+        <w:t xml:space="preserve">Fully asynchronous pipeline: GPU→CPU transfer through </w:t>
+      </w:r>
+      <w:proofErr w:type="spellStart"/>
+      <w:r>
+        <w:rPr>
+          <w:sz w:val="16"/>
+          <w:szCs w:val="16"/>
+        </w:rPr>
+        <w:t>FRHIGPUTextureReadback</w:t>
+      </w:r>
+      <w:proofErr w:type="spellEnd"/>
+      <w:r>
+        <w:rPr>
+          <w:sz w:val="16"/>
+          <w:szCs w:val="16"/>
+        </w:rPr>
+        <w:t xml:space="preserve"> and PNG compression on the thread-pool, ensuring hitch-free operation. </w:t>
       </w:r>
     </w:p>
     <w:p>
@@ -1710,7 +1897,23 @@
           <w:sz w:val="16"/>
           <w:szCs w:val="16"/>
         </w:rPr>
-        <w:t xml:space="preserve">Managed the entire product lifecycle: ideation, development, documentation and multiproject testing </w:t>
+        <w:t xml:space="preserve">Managed the entire product lifecycle: ideation, development, documentation and </w:t>
+      </w:r>
+      <w:proofErr w:type="spellStart"/>
+      <w:r>
+        <w:rPr>
+          <w:sz w:val="16"/>
+          <w:szCs w:val="16"/>
+        </w:rPr>
+        <w:t>multiproject</w:t>
+      </w:r>
+      <w:proofErr w:type="spellEnd"/>
+      <w:r>
+        <w:rPr>
+          <w:sz w:val="16"/>
+          <w:szCs w:val="16"/>
+        </w:rPr>
+        <w:t xml:space="preserve"> testing </w:t>
       </w:r>
     </w:p>
     <w:p>
@@ -1973,6 +2176,7 @@
           <w:szCs w:val="16"/>
           <w:lang w:val="pt-BR"/>
         </w:rPr>
+        <w:lastRenderedPageBreak/>
         <w:t>University of Feira de Santana (UEFS), Feira de Santana</w:t>
       </w:r>
       <w:r>

--- a/public/IgorGarcia_Software_Development_Engineer.docx
+++ b/public/IgorGarcia_Software_Development_Engineer.docx
@@ -156,7 +156,7 @@
         <w:spacing w:after="80"/>
       </w:pPr>
       <w:r>
-        <w:t>Software Engineer with 4+ years of experience building high-performance internal tooling, automated workflows, and network-aware applications. Strong background in C++ and C#, with a proven track record of optimizing complex systems and reducing manual operations for engineering teams. Deeply passionate about systems engineering, backend architecture, and cloud infrastructure. Currently leveraging AWS services to build scalable, automated solutions, with hands-on experience in containerized deployments (Docker) and CI/CD automation. EU Citizen open to relocation (Ireland/UK/EU) or remote work.</w:t>
+        <w:t>Software Engineer with 5+ years of experience building performance-critical C++/C# systems, backend services, real-time applications, and automated validation tooling. Led a four-person engineering team, shipped software across PC and current-generation consoles, and delivered CI/CD workflows for multiple hardware targets. Experienced in concurrent and networked systems, cloud deployment, production AI integrations, profiling, and international cross-functional collaboration.</w:t>
       </w:r>
     </w:p>
     <w:p>
@@ -231,14 +231,13 @@
                 <w:b/>
                 <w:bCs/>
               </w:rPr>
-              <w:t>Languages</w:t>
+              <w:t>Languages:</w:t>
             </w:r>
             <w:r>
               <w:rPr>
                 <w:b/>
                 <w:bCs/>
               </w:rPr>
-              <w:t>:</w:t>
             </w:r>
           </w:p>
         </w:tc>
@@ -256,20 +255,61 @@
                 <w:b/>
                 <w:bCs/>
               </w:rPr>
-              <w:t>C++</w:t>
+              <w:t>C++, C#, Python, TypeScript, SQL</w:t>
             </w:r>
+            <w:r/>
             <w:r>
-              <w:t xml:space="preserve">, </w:t>
+              <w:rPr>
+                <w:b/>
+                <w:bCs/>
+              </w:rPr>
+            </w:r>
+            <w:r/>
+          </w:p>
+        </w:tc>
+      </w:tr>
+      <w:tr>
+        <w:tc>
+          <w:tcPr>
+            <w:tcW w:w="1890" w:type="dxa"/>
+            <w:tcMar>
+              <w:left w:w="0" w:type="dxa"/>
+              <w:right w:w="0" w:type="dxa"/>
+            </w:tcMar>
+          </w:tcPr>
+          <w:p>
+            <w:pPr>
+              <w:rPr>
+                <w:b/>
+                <w:bCs/>
+              </w:rPr>
+            </w:pPr>
+            <w:r>
+              <w:rPr>
+                <w:b/>
+                <w:bCs/>
+              </w:rPr>
+              <w:t>Systems &amp; Backend:</w:t>
             </w:r>
             <w:r>
               <w:rPr>
                 <w:b/>
                 <w:bCs/>
               </w:rPr>
-              <w:t>Python</w:t>
             </w:r>
+          </w:p>
+        </w:tc>
+        <w:tc>
+          <w:tcPr>
+            <w:tcW w:w="8621" w:type="dxa"/>
+            <w:tcMar>
+              <w:left w:w="0" w:type="dxa"/>
+              <w:right w:w="0" w:type="dxa"/>
+            </w:tcMar>
+          </w:tcPr>
+          <w:p>
             <w:r>
-              <w:t>, C#, TypeScript, SQL</w:t>
+              <w:t>.NET 9, ASP.NET Core, Entity Framework Core, REST APIs, TCP/UDP, concurrent and async programming</w:t>
             </w:r>
           </w:p>
         </w:tc>
@@ -295,14 +335,7 @@
                 <w:b/>
                 <w:bCs/>
               </w:rPr>
-              <w:t>Systems &amp; Networking</w:t>
-            </w:r>
-            <w:r>
-              <w:rPr>
-                <w:b/>
-                <w:bCs/>
-              </w:rPr>
-              <w:t>:</w:t>
+              <w:t>Cloud &amp; Data:</w:t>
             </w:r>
           </w:p>
         </w:tc>
@@ -316,7 +349,7 @@
           </w:tcPr>
           <w:p>
             <w:r>
-              <w:t>HTTP, TCP/IP fundamentals, RESTful APIs, Network Replication, Systems Optimization, Concurrent Programming</w:t>
+              <w:t>AWS, PostgreSQL, SQLite, DynamoDB, Firebase/Firestore, Docker, Oracle Cloud, Render, Vercel</w:t>
             </w:r>
           </w:p>
         </w:tc>
@@ -342,7 +375,7 @@
                 <w:b/>
                 <w:bCs/>
               </w:rPr>
-              <w:t>Cloud &amp; Backend:</w:t>
+              <w:t>DevOps &amp; Quality:</w:t>
             </w:r>
           </w:p>
         </w:tc>
@@ -356,7 +389,7 @@
           </w:tcPr>
           <w:p>
             <w:r>
-              <w:t>AWS (Lambda, API Gateway, DynamoDB, SQS, CloudWatch), ASP.NET Core, Serverless Architecture, Microservices</w:t>
+              <w:t>GitHub Actions CI/CD, Git, Linux, xUnit/NUnit, profiling, code review, Swagger/OpenAPI</w:t>
             </w:r>
           </w:p>
         </w:tc>
@@ -382,7 +415,7 @@
                 <w:b/>
                 <w:bCs/>
               </w:rPr>
-              <w:t>DevOps &amp; Tools:</w:t>
+              <w:t>Real-Time Systems:</w:t>
             </w:r>
           </w:p>
         </w:tc>
@@ -396,47 +429,7 @@
           </w:tcPr>
           <w:p>
             <w:r>
-              <w:t>Docker, Docker Compose, CI/CD (GitHub Actions – build, test, deploy pipelines), Git, Linux/OS fundamentals, Automated Tooling</w:t>
-            </w:r>
-          </w:p>
-        </w:tc>
-      </w:tr>
-      <w:tr>
-        <w:tc>
-          <w:tcPr>
-            <w:tcW w:w="1890" w:type="dxa"/>
-            <w:tcMar>
-              <w:left w:w="0" w:type="dxa"/>
-              <w:right w:w="0" w:type="dxa"/>
-            </w:tcMar>
-          </w:tcPr>
-          <w:p>
-            <w:pPr>
-              <w:rPr>
-                <w:b/>
-                <w:bCs/>
-              </w:rPr>
-            </w:pPr>
-            <w:r>
-              <w:rPr>
-                <w:b/>
-                <w:bCs/>
-              </w:rPr>
-              <w:t>Additional (background):</w:t>
-            </w:r>
-          </w:p>
-        </w:tc>
-        <w:tc>
-          <w:tcPr>
-            <w:tcW w:w="8621" w:type="dxa"/>
-            <w:tcMar>
-              <w:left w:w="0" w:type="dxa"/>
-              <w:right w:w="0" w:type="dxa"/>
-            </w:tcMar>
-          </w:tcPr>
-          <w:p>
-            <w:r>
-              <w:t>Unreal Engine 5 (C++/Blueprint), Unity (C#), multiplayer networking/replication, profiling/optimization</w:t>
+              <w:t>Unreal Engine 5, Unity, network replication, computer vision, CPU/GPU and memory optimization</w:t>
             </w:r>
           </w:p>
         </w:tc>
@@ -444,15 +437,6 @@
     </w:tbl>
     <w:p>
       <w:pPr>
-        <w:spacing w:after="180"/>
-        <w:rPr>
-          <w:sz w:val="2"/>
-          <w:szCs w:val="2"/>
-        </w:rPr>
-      </w:pPr>
-    </w:p>
-    <w:p>
-      <w:pPr>
         <w:pBdr>
           <w:bottom w:val="single" w:sz="20" w:space="0" w:color="1E1E1E"/>
         </w:pBdr>
@@ -472,6 +456,305 @@
         <w:t>WORK EXPERIENCE</w:t>
       </w:r>
     </w:p>
+    <w:p>
+      <w:pPr>
+        <w:tabs>
+          <w:tab w:val="right" w:pos="10512"/>
+        </w:tabs>
+      </w:pPr>
+      <w:r>
+        <w:rPr>
+          <w:b/>
+          <w:bCs/>
+          <w:sz w:val="16"/>
+          <w:szCs w:val="16"/>
+        </w:rPr>
+        <w:t>Software Engineer (C# / AI Integration), Cafundó Creative Studio (Contract)</w:t>
+      </w:r>
+      <w:proofErr w:type="spellStart"/>
+      <w:r>
+        <w:rPr>
+          <w:b/>
+          <w:bCs/>
+          <w:sz w:val="16"/>
+          <w:szCs w:val="16"/>
+        </w:rPr>
+      </w:r>
+      <w:proofErr w:type="spellEnd"/>
+      <w:r>
+        <w:rPr>
+          <w:b/>
+          <w:bCs/>
+          <w:sz w:val="16"/>
+          <w:szCs w:val="16"/>
+        </w:rPr>
+      </w:r>
+      <w:r/>
+    </w:p>
+    <w:p>
+      <w:pPr>
+        <w:spacing w:after="80"/>
+      </w:pPr>
+      <w:r>
+        <w:rPr>
+          <w:color w:val="959BA6"/>
+          <w:sz w:val="16"/>
+          <w:szCs w:val="16"/>
+        </w:rPr>
+        <w:t>Jun 2025 — Present</w:t>
+      </w:r>
+    </w:p>
+    <w:p>
+      <w:pPr>
+        <w:pStyle w:val="ListParagraph"/>
+        <w:numPr>
+          <w:ilvl w:val="0"/>
+          <w:numId w:val="3"/>
+        </w:numPr>
+        <w:spacing w:line="240" w:lineRule="auto"/>
+      </w:pPr>
+      <w:r>
+        <w:t>Architected an AI-powered C#/Unity application for high-traffic public spaces, serving 500+ daily interactions with zero downtime.</w:t>
+      </w:r>
+      <w:r>
+        <w:rPr>
+          <w:b/>
+          <w:bCs/>
+        </w:rPr>
+      </w:r>
+      <w:r/>
+    </w:p>
+    <w:p>
+      <w:pPr>
+        <w:pStyle w:val="ListParagraph"/>
+        <w:numPr>
+          <w:ilvl w:val="0"/>
+          <w:numId w:val="3"/>
+        </w:numPr>
+        <w:spacing w:line="240" w:lineRule="auto"/>
+      </w:pPr>
+      <w:r>
+        <w:t>Integrated OpenAI and Azure Cognitive Services with resilient authentication, rate-limit, and failure handling, reducing voice-to-response latency by 30%.</w:t>
+      </w:r>
+      <w:r>
+        <w:rPr>
+          <w:b/>
+          <w:bCs/>
+        </w:rPr>
+      </w:r>
+      <w:r/>
+    </w:p>
+    <w:p>
+      <w:pPr>
+        <w:spacing w:after="100"/>
+        <w:rPr>
+          <w:sz w:val="2"/>
+          <w:szCs w:val="2"/>
+        </w:rPr>
+      </w:pPr>
+    </w:p>
+    <w:p>
+      <w:pPr>
+        <w:tabs>
+          <w:tab w:val="right" w:pos="10512"/>
+        </w:tabs>
+      </w:pPr>
+      <w:r>
+        <w:rPr>
+          <w:b/>
+          <w:bCs/>
+          <w:sz w:val="16"/>
+          <w:szCs w:val="16"/>
+        </w:rPr>
+        <w:t>Software Engineer / Team Lead (C++/Python), Ford Motor Company</w:t>
+      </w:r>
+      <w:r/>
+    </w:p>
+    <w:p>
+      <w:pPr>
+        <w:spacing w:after="80"/>
+      </w:pPr>
+      <w:r>
+        <w:rPr>
+          <w:color w:val="959BA6"/>
+          <w:sz w:val="16"/>
+          <w:szCs w:val="16"/>
+        </w:rPr>
+        <w:t>Jan 2023 — Present</w:t>
+      </w:r>
+    </w:p>
+    <w:p>
+      <w:pPr>
+        <w:pStyle w:val="ListParagraph"/>
+        <w:numPr>
+          <w:ilvl w:val="0"/>
+          <w:numId w:val="2"/>
+        </w:numPr>
+      </w:pPr>
+      <w:r>
+        <w:t>Led a team of four building high-performance C++/Python tooling and real-time vehicle simulations across multiple hardware targets, processing 5M+ polygons at stable frame rates.</w:t>
+      </w:r>
+      <w:r>
+        <w:rPr>
+          <w:b/>
+          <w:bCs/>
+        </w:rPr>
+      </w:r>
+      <w:r/>
+      <w:r>
+        <w:rPr>
+          <w:b/>
+          <w:bCs/>
+        </w:rPr>
+      </w:r>
+      <w:r/>
+    </w:p>
+    <w:p>
+      <w:pPr>
+        <w:pStyle w:val="ListParagraph"/>
+        <w:numPr>
+          <w:ilvl w:val="0"/>
+          <w:numId w:val="2"/>
+        </w:numPr>
+      </w:pPr>
+      <w:r>
+        <w:t>Delivered a custom C++ hand-tracking plugin that exports a mesh snapshot and the user's hand-interaction volume without perceptible lag or frame drops.</w:t>
+      </w:r>
+    </w:p>
+    <w:p>
+      <w:pPr>
+        <w:pStyle w:val="ListParagraph"/>
+        <w:numPr>
+          <w:ilvl w:val="0"/>
+          <w:numId w:val="2"/>
+        </w:numPr>
+      </w:pPr>
+      <w:r>
+        <w:t>Built a real-time C++ occlusion detector for vehicle parts, reducing a legacy validation workflow from approximately two hours to seconds.</w:t>
+      </w:r>
+    </w:p>
+    <w:p>
+      <w:pPr>
+        <w:numPr>
+          <w:ilvl w:val="0"/>
+          <w:numId w:val="2"/>
+        </w:numPr>
+        <w:spacing w:before="100" w:beforeAutospacing="1" w:after="100" w:afterAutospacing="1" w:line="240" w:lineRule="auto"/>
+        <w:rPr>
+          <w:rFonts w:eastAsia="Times New Roman" w:cs="Times New Roman"/>
+          <w:color w:val="auto"/>
+        </w:rPr>
+      </w:pPr>
+      <w:r>
+        <w:rPr>
+          <w:rFonts w:eastAsia="Times New Roman" w:cs="Times New Roman"/>
+          <w:color w:val="auto"/>
+        </w:rPr>
+        <w:t>Automated build, test, and deployment with GitHub Actions across 5+ platforms, with a focus on profiling, memory management, stability, and maintainability.</w:t>
+      </w:r>
+    </w:p>
+    <w:p/>
+    <w:p>
+      <w:pPr>
+        <w:tabs>
+          <w:tab w:val="right" w:pos="10512"/>
+        </w:tabs>
+      </w:pPr>
+      <w:r>
+        <w:rPr>
+          <w:b/>
+          <w:bCs/>
+          <w:sz w:val="16"/>
+          <w:szCs w:val="16"/>
+        </w:rPr>
+        <w:t>Software Engineer (C++ / Unreal Engine 5), Blue Gravity Studios (Contract)</w:t>
+      </w:r>
+      <w:r/>
+    </w:p>
+    <w:p>
+      <w:pPr>
+        <w:spacing w:after="80"/>
+      </w:pPr>
+      <w:r>
+        <w:rPr>
+          <w:color w:val="959BA6"/>
+          <w:sz w:val="16"/>
+          <w:szCs w:val="16"/>
+        </w:rPr>
+        <w:t>Jan 2024 — Sep 2024</w:t>
+      </w:r>
+    </w:p>
+    <w:p>
+      <w:pPr>
+        <w:pStyle w:val="ListParagraph"/>
+        <w:numPr>
+          <w:ilvl w:val="0"/>
+          <w:numId w:val="4"/>
+        </w:numPr>
+      </w:pPr>
+      <w:r>
+        <w:t>Engineered C++ network-replication logic for multiplayer architecture supporting highly concurrent online sessions.</w:t>
+      </w:r>
+      <w:r>
+        <w:rPr>
+          <w:b/>
+          <w:bCs/>
+        </w:rPr>
+      </w:r>
+      <w:r/>
+    </w:p>
+    <w:p>
+      <w:pPr>
+        <w:pStyle w:val="ListParagraph"/>
+        <w:numPr>
+          <w:ilvl w:val="0"/>
+          <w:numId w:val="4"/>
+        </w:numPr>
+      </w:pPr>
+      <w:r>
+        <w:t>Shipped SkateNation XL for PlayStation 5, Xbox Series X|S, and PC with a distributed, multidisciplinary international team.</w:t>
+      </w:r>
+      <w:r>
+        <w:rPr>
+          <w:b/>
+          <w:bCs/>
+        </w:rPr>
+      </w:r>
+      <w:r/>
+    </w:p>
+    <w:p>
+      <w:pPr>
+        <w:pStyle w:val="ListParagraph"/>
+        <w:numPr>
+          <w:ilvl w:val="0"/>
+          <w:numId w:val="4"/>
+        </w:numPr>
+      </w:pPr>
+      <w:r>
+        <w:t>Improved core-system modularity, reducing bug-fixing overhead by 20%, and implemented a cross-platform keyboard and gamepad input system.</w:t>
+      </w:r>
+    </w:p>
+    <w:p>
+      <w:pPr>
+        <w:numPr>
+          <w:ilvl w:val="0"/>
+          <w:numId w:val="4"/>
+        </w:numPr>
+        <w:spacing w:before="100" w:beforeAutospacing="1" w:after="100" w:afterAutospacing="1" w:line="240" w:lineRule="auto"/>
+        <w:rPr>
+          <w:rFonts w:eastAsia="Times New Roman" w:cs="Times New Roman"/>
+          <w:color w:val="auto"/>
+        </w:rPr>
+      </w:pPr>
+      <w:r>
+        <w:rPr>
+          <w:rFonts w:eastAsia="Times New Roman" w:cs="Times New Roman"/>
+          <w:color w:val="auto"/>
+        </w:rPr>
+        <w:t>Optimized draw calls and memory use with cross-functional partners, improving performance on constrained hardware.</w:t>
+      </w:r>
+    </w:p>
+    <w:p/>
     <w:p>
       <w:pPr>
         <w:tabs>
@@ -514,14 +797,13 @@
         <w:spacing w:line="240" w:lineRule="auto"/>
       </w:pPr>
       <w:r>
-        <w:t xml:space="preserve">Spearheaded R&amp;D for automotive VR applications, establishing foundational workflows that were later adopted as the </w:t>
+        <w:t>Spearheaded automotive VR R&amp;D, establishing workflows later adopted as the company standard for virtual prototyping.</w:t>
       </w:r>
       <w:r>
         <w:rPr>
           <w:b/>
           <w:bCs/>
         </w:rPr>
-        <w:t xml:space="preserve">company standard for virtual </w:t>
       </w:r>
       <w:proofErr w:type="gramStart"/>
       <w:r>
@@ -529,15 +811,10 @@
           <w:b/>
           <w:bCs/>
         </w:rPr>
-        <w:t xml:space="preserve">prototyping </w:t>
-      </w:r>
-      <w:r>
-        <w:t>.</w:t>
-      </w:r>
+      </w:r>
+      <w:r/>
       <w:proofErr w:type="gramEnd"/>
-      <w:r>
-        <w:t xml:space="preserve"> </w:t>
-      </w:r>
+      <w:r/>
     </w:p>
     <w:p>
       <w:pPr>
@@ -549,20 +826,7 @@
         <w:spacing w:line="240" w:lineRule="auto"/>
       </w:pPr>
       <w:r>
-        <w:t xml:space="preserve">Collaborated with Design and Engineering teams to translate physical requirements into virtual specifications, resulting in user assessment accuracy. </w:t>
-      </w:r>
-    </w:p>
-    <w:p>
-      <w:pPr>
-        <w:pStyle w:val="ListParagraph"/>
-        <w:numPr>
-          <w:ilvl w:val="0"/>
-          <w:numId w:val="5"/>
-        </w:numPr>
-        <w:spacing w:line="240" w:lineRule="auto"/>
-      </w:pPr>
-      <w:r>
-        <w:t xml:space="preserve">Developed initial prototypes for virtual user experience testing, validating key interaction concepts for future production. </w:t>
+        <w:t>Collaborated with Design and Engineering teams to translate physical requirements into testable virtual specifications.</w:t>
       </w:r>
     </w:p>
     <w:p>
@@ -575,369 +839,6 @@
           <w:bCs/>
           <w:sz w:val="16"/>
           <w:szCs w:val="16"/>
-        </w:rPr>
-      </w:pPr>
-    </w:p>
-    <w:p>
-      <w:pPr>
-        <w:tabs>
-          <w:tab w:val="right" w:pos="10512"/>
-        </w:tabs>
-      </w:pPr>
-      <w:r>
-        <w:rPr>
-          <w:b/>
-          <w:bCs/>
-          <w:sz w:val="16"/>
-          <w:szCs w:val="16"/>
-        </w:rPr>
-        <w:t>Software engineer/C++ developer, Ford Motor Company</w:t>
-      </w:r>
-      <w:r>
-        <w:tab/>
-      </w:r>
-    </w:p>
-    <w:p>
-      <w:pPr>
-        <w:spacing w:after="80"/>
-      </w:pPr>
-      <w:r>
-        <w:rPr>
-          <w:color w:val="959BA6"/>
-          <w:sz w:val="16"/>
-          <w:szCs w:val="16"/>
-        </w:rPr>
-        <w:t>Jan 2023 — Present</w:t>
-      </w:r>
-    </w:p>
-    <w:p>
-      <w:pPr>
-        <w:pStyle w:val="ListParagraph"/>
-        <w:numPr>
-          <w:ilvl w:val="0"/>
-          <w:numId w:val="2"/>
-        </w:numPr>
-      </w:pPr>
-      <w:r>
-        <w:t xml:space="preserve">Engineered high-performance internal software tooling and automated validation pipelines using </w:t>
-      </w:r>
-      <w:r>
-        <w:rPr>
-          <w:b/>
-          <w:bCs/>
-        </w:rPr>
-        <w:t>C++</w:t>
-      </w:r>
-      <w:r>
-        <w:t xml:space="preserve">, replacing physical prototypes and contributing to </w:t>
-      </w:r>
-      <w:r>
-        <w:rPr>
-          <w:b/>
-          <w:bCs/>
-        </w:rPr>
-        <w:t>material cost reduction</w:t>
-      </w:r>
-      <w:r>
-        <w:t xml:space="preserve">. </w:t>
-      </w:r>
-    </w:p>
-    <w:p>
-      <w:pPr>
-        <w:pStyle w:val="ListParagraph"/>
-        <w:numPr>
-          <w:ilvl w:val="0"/>
-          <w:numId w:val="2"/>
-        </w:numPr>
-      </w:pPr>
-      <w:r>
-        <w:t>Collaborated closely with internal customers (Design and Engineering teams) to define and build the tools they need, reducing design iteration cycles</w:t>
-      </w:r>
-    </w:p>
-    <w:p>
-      <w:pPr>
-        <w:pStyle w:val="ListParagraph"/>
-        <w:numPr>
-          <w:ilvl w:val="0"/>
-          <w:numId w:val="2"/>
-        </w:numPr>
-      </w:pPr>
-      <w:r>
-        <w:t xml:space="preserve"> Optimized complex visualizations and system performance across multiple hardware targets, sustaining stable frame rates while processing high-density assets (5M+ data points/polygons). </w:t>
-      </w:r>
-    </w:p>
-    <w:p>
-      <w:pPr>
-        <w:numPr>
-          <w:ilvl w:val="0"/>
-          <w:numId w:val="2"/>
-        </w:numPr>
-        <w:spacing w:before="100" w:beforeAutospacing="1" w:after="100" w:afterAutospacing="1" w:line="240" w:lineRule="auto"/>
-        <w:rPr>
-          <w:rFonts w:eastAsia="Times New Roman" w:cs="Times New Roman"/>
-          <w:color w:val="auto"/>
-        </w:rPr>
-      </w:pPr>
-      <w:r>
-        <w:rPr>
-          <w:rFonts w:eastAsia="Times New Roman" w:cs="Times New Roman"/>
-          <w:color w:val="auto"/>
-        </w:rPr>
-        <w:t>Delivered robust software features with a strong focus on performance profiling, memory management, stability, and maintainability.</w:t>
-      </w:r>
-    </w:p>
-    <w:p>
-      <w:pPr>
-        <w:tabs>
-          <w:tab w:val="right" w:pos="10512"/>
-        </w:tabs>
-      </w:pPr>
-      <w:r>
-        <w:rPr>
-          <w:b/>
-          <w:bCs/>
-          <w:sz w:val="16"/>
-          <w:szCs w:val="16"/>
-        </w:rPr>
-        <w:t>Unreal Engine 5 Developer, Blue Gravity Studios</w:t>
-      </w:r>
-      <w:r>
-        <w:tab/>
-      </w:r>
-    </w:p>
-    <w:p>
-      <w:pPr>
-        <w:spacing w:after="80"/>
-      </w:pPr>
-      <w:r>
-        <w:rPr>
-          <w:color w:val="959BA6"/>
-          <w:sz w:val="16"/>
-          <w:szCs w:val="16"/>
-        </w:rPr>
-        <w:t>Jan 2024 — Sep 2024</w:t>
-      </w:r>
-    </w:p>
-    <w:p>
-      <w:pPr>
-        <w:pStyle w:val="ListParagraph"/>
-        <w:numPr>
-          <w:ilvl w:val="0"/>
-          <w:numId w:val="4"/>
-        </w:numPr>
-      </w:pPr>
-      <w:r>
-        <w:t xml:space="preserve"> Engineered core network replication logic (TCP/UDP concepts) for multiplayer architecture using </w:t>
-      </w:r>
-      <w:r>
-        <w:rPr>
-          <w:b/>
-          <w:bCs/>
-        </w:rPr>
-        <w:t>C++</w:t>
-      </w:r>
-      <w:r>
-        <w:t xml:space="preserve">, optimizing bandwidth usage to support highly concurrent online sessions. </w:t>
-      </w:r>
-    </w:p>
-    <w:p>
-      <w:pPr>
-        <w:pStyle w:val="ListParagraph"/>
-        <w:numPr>
-          <w:ilvl w:val="0"/>
-          <w:numId w:val="4"/>
-        </w:numPr>
-      </w:pPr>
-      <w:r>
-        <w:t xml:space="preserve"> Developed core software systems, improving code modularity and reducing bug-fixing overhead by </w:t>
-      </w:r>
-      <w:r>
-        <w:rPr>
-          <w:b/>
-          <w:bCs/>
-        </w:rPr>
-        <w:t>20%</w:t>
-      </w:r>
-      <w:r>
-        <w:t xml:space="preserve"> for the engineering team. </w:t>
-      </w:r>
-    </w:p>
-    <w:p>
-      <w:pPr>
-        <w:pStyle w:val="ListParagraph"/>
-        <w:numPr>
-          <w:ilvl w:val="0"/>
-          <w:numId w:val="4"/>
-        </w:numPr>
-      </w:pPr>
-      <w:r>
-        <w:t xml:space="preserve"> Implemented scalable input systems and ensuring 100% compatibility across multiple platforms. </w:t>
-      </w:r>
-    </w:p>
-    <w:p>
-      <w:pPr>
-        <w:numPr>
-          <w:ilvl w:val="0"/>
-          <w:numId w:val="4"/>
-        </w:numPr>
-        <w:spacing w:before="100" w:beforeAutospacing="1" w:after="100" w:afterAutospacing="1" w:line="240" w:lineRule="auto"/>
-        <w:rPr>
-          <w:rFonts w:eastAsia="Times New Roman" w:cs="Times New Roman"/>
-          <w:color w:val="auto"/>
-        </w:rPr>
-      </w:pPr>
-      <w:r>
-        <w:rPr>
-          <w:rFonts w:eastAsia="Times New Roman" w:cs="Times New Roman"/>
-          <w:color w:val="auto"/>
-        </w:rPr>
-        <w:t>Collaborated with multidisciplinary teams to optimize memory usage and processing calls, enhancing overall performance on lower-end hardware.</w:t>
-      </w:r>
-    </w:p>
-    <w:p>
-      <w:pPr>
-        <w:tabs>
-          <w:tab w:val="right" w:pos="10512"/>
-        </w:tabs>
-      </w:pPr>
-      <w:r>
-        <w:rPr>
-          <w:b/>
-          <w:bCs/>
-          <w:sz w:val="16"/>
-          <w:szCs w:val="16"/>
-        </w:rPr>
-        <w:t xml:space="preserve">Software engineer, </w:t>
-      </w:r>
-      <w:proofErr w:type="spellStart"/>
-      <w:r>
-        <w:rPr>
-          <w:b/>
-          <w:bCs/>
-          <w:sz w:val="16"/>
-          <w:szCs w:val="16"/>
-        </w:rPr>
-        <w:t>Cafundo</w:t>
-      </w:r>
-      <w:proofErr w:type="spellEnd"/>
-      <w:r>
-        <w:rPr>
-          <w:b/>
-          <w:bCs/>
-          <w:sz w:val="16"/>
-          <w:szCs w:val="16"/>
-        </w:rPr>
-        <w:t xml:space="preserve"> Creative Studio</w:t>
-      </w:r>
-      <w:r>
-        <w:tab/>
-      </w:r>
-    </w:p>
-    <w:p>
-      <w:pPr>
-        <w:spacing w:after="80"/>
-      </w:pPr>
-      <w:r>
-        <w:rPr>
-          <w:color w:val="959BA6"/>
-          <w:sz w:val="16"/>
-          <w:szCs w:val="16"/>
-        </w:rPr>
-        <w:t>Jun 2025 — Present</w:t>
-      </w:r>
-    </w:p>
-    <w:p>
-      <w:pPr>
-        <w:pStyle w:val="ListParagraph"/>
-        <w:numPr>
-          <w:ilvl w:val="0"/>
-          <w:numId w:val="3"/>
-        </w:numPr>
-        <w:spacing w:line="240" w:lineRule="auto"/>
-      </w:pPr>
-      <w:r>
-        <w:t xml:space="preserve">Architected an AI-powered interactive totem in Unity (C#) for high-traffic public environments, serving </w:t>
-      </w:r>
-      <w:r>
-        <w:rPr>
-          <w:b/>
-          <w:bCs/>
-        </w:rPr>
-        <w:t xml:space="preserve">over 500 daily interactions </w:t>
-      </w:r>
-      <w:r>
-        <w:t xml:space="preserve">with zero downtime. </w:t>
-      </w:r>
-    </w:p>
-    <w:p>
-      <w:pPr>
-        <w:pStyle w:val="ListParagraph"/>
-        <w:numPr>
-          <w:ilvl w:val="0"/>
-          <w:numId w:val="3"/>
-        </w:numPr>
-        <w:spacing w:line="240" w:lineRule="auto"/>
-      </w:pPr>
-      <w:r>
-        <w:t xml:space="preserve">Seamlessly integrated Azure Cognitive Services and OpenAI APIs, reducing voice-to-response latency by </w:t>
-      </w:r>
-      <w:r>
-        <w:rPr>
-          <w:b/>
-          <w:bCs/>
-        </w:rPr>
-        <w:t xml:space="preserve">30% </w:t>
-      </w:r>
-      <w:r>
-        <w:t xml:space="preserve">to create a natural conversational flow. </w:t>
-      </w:r>
-    </w:p>
-    <w:p>
-      <w:pPr>
-        <w:pStyle w:val="ListParagraph"/>
-        <w:numPr>
-          <w:ilvl w:val="0"/>
-          <w:numId w:val="3"/>
-        </w:numPr>
-        <w:spacing w:line="240" w:lineRule="auto"/>
-      </w:pPr>
-      <w:r>
-        <w:t xml:space="preserve">Designed intuitive UI/UX systems focused on accessibility and seamless real-time user interaction. </w:t>
-      </w:r>
-    </w:p>
-    <w:p>
-      <w:pPr>
-        <w:spacing w:after="100"/>
-        <w:rPr>
-          <w:sz w:val="2"/>
-          <w:szCs w:val="2"/>
-        </w:rPr>
-      </w:pPr>
-    </w:p>
-    <w:p>
-      <w:pPr>
-        <w:spacing w:after="100"/>
-        <w:rPr>
-          <w:sz w:val="2"/>
-          <w:szCs w:val="2"/>
-        </w:rPr>
-      </w:pPr>
-    </w:p>
-    <w:p>
-      <w:pPr>
-        <w:spacing w:after="180"/>
-        <w:rPr>
-          <w:sz w:val="2"/>
-          <w:szCs w:val="2"/>
-        </w:rPr>
-      </w:pPr>
-    </w:p>
-    <w:p>
-      <w:pPr>
-        <w:spacing w:after="180"/>
-        <w:rPr>
-          <w:sz w:val="2"/>
-          <w:szCs w:val="2"/>
         </w:rPr>
       </w:pPr>
     </w:p>
@@ -1023,7 +924,9 @@
           <w:sz w:val="16"/>
           <w:szCs w:val="16"/>
         </w:rPr>
-        <w:t>Resume Matcher — AI Job Search Platform | C# / .NET 9 / React / TypeScript / PostgreSQL</w:t>
+        <w:t>Resume Matcher — AI Job Search Platform | C# / .NET 9 / React / PostgreSQL | 2026</w:t>
+        <w:br/>
+        <w:t>Full-stack platform aggregating remote jobs from 7+ boards and using Google Gemini to score resume-to-job compatibility.</w:t>
       </w:r>
       <w:r>
         <w:rPr>
@@ -1032,7 +935,6 @@
           <w:sz w:val="16"/>
           <w:szCs w:val="16"/>
         </w:rPr>
-        <w:t xml:space="preserve"> </w:t>
       </w:r>
       <w:r>
         <w:rPr>
@@ -1040,7 +942,6 @@
           <w:sz w:val="16"/>
           <w:szCs w:val="16"/>
         </w:rPr>
-        <w:t>2026</w:t>
       </w:r>
       <w:r>
         <w:rPr>
@@ -1049,11 +950,8 @@
           <w:sz w:val="16"/>
           <w:szCs w:val="16"/>
         </w:rPr>
-        <w:br/>
-      </w:r>
-      <w:r>
-        <w:t>A full-stack platform that aggregates remote jobs from 7+ boards and uses Google Gemini AI to score resume-to-job compatibility.</w:t>
-      </w:r>
+      </w:r>
+      <w:r/>
     </w:p>
     <w:p>
       <w:pPr>
@@ -1066,7 +964,7 @@
         </w:tabs>
       </w:pPr>
       <w:r>
-        <w:t>Designed a clean-architecture .NET 9 API with Strategy pattern to query 7 job providers concurrently with deduplication fallback.</w:t>
+        <w:t>Built a .NET 9 API that queries seven providers concurrently, deduplicates results, and handles provider failures.</w:t>
       </w:r>
     </w:p>
     <w:p>
@@ -1080,7 +978,7 @@
         </w:tabs>
       </w:pPr>
       <w:r>
-        <w:t>Integrated Google Gemini AI to deliver match scores, keyword gaps, and improvement suggestions.</w:t>
+        <w:t>Added match scores, keyword-gap analysis, and improvement suggestions through the Google Gemini API.</w:t>
       </w:r>
     </w:p>
     <w:p>
@@ -1094,17 +992,12 @@
         </w:tabs>
       </w:pPr>
       <w:r>
-        <w:lastRenderedPageBreak/>
-        <w:t xml:space="preserve">Implemented secure auth (ASP.NET Identity + JWT in </w:t>
+        <w:t>Implemented ASP.NET Identity with JWT in HttpOnly cookies, user profiles, and persistent analysis history.</w:t>
       </w:r>
       <w:proofErr w:type="spellStart"/>
-      <w:r>
-        <w:t>HttpOnly</w:t>
-      </w:r>
+      <w:r/>
       <w:proofErr w:type="spellEnd"/>
-      <w:r>
-        <w:t xml:space="preserve"> cookies) with user profiles and persistent analysis history.</w:t>
-      </w:r>
+      <w:r/>
       <w:r>
         <w:rPr>
           <w:rFonts w:ascii="Segoe UI" w:eastAsia="Times New Roman" w:hAnsi="Segoe UI" w:cs="Segoe UI"/>
@@ -1112,7 +1005,6 @@
           <w:sz w:val="20"/>
           <w:szCs w:val="20"/>
         </w:rPr>
-        <w:t xml:space="preserve"> </w:t>
       </w:r>
     </w:p>
     <w:p>
@@ -1126,16 +1018,12 @@
         </w:tabs>
       </w:pPr>
       <w:r>
-        <w:t xml:space="preserve">Deployed via Docker on Render (backend) and </w:t>
+        <w:t>Containerized the API and deployed it on Render with a Vercel frontend and PostgreSQL persistence.</w:t>
       </w:r>
       <w:proofErr w:type="spellStart"/>
-      <w:r>
-        <w:t>Vercel</w:t>
-      </w:r>
+      <w:r/>
       <w:proofErr w:type="spellEnd"/>
-      <w:r>
-        <w:t xml:space="preserve"> (frontend) with PostgreSQL persistence.</w:t>
-      </w:r>
+      <w:r/>
     </w:p>
     <w:p>
       <w:pPr>
@@ -1157,75 +1045,42 @@
           <w:szCs w:val="16"/>
         </w:rPr>
       </w:pPr>
-    </w:p>
-    <w:p>
-      <w:pPr>
-        <w:tabs>
-          <w:tab w:val="right" w:pos="10512"/>
-        </w:tabs>
+      <w:r>
         <w:rPr>
           <w:b/>
           <w:bCs/>
           <w:sz w:val="16"/>
           <w:szCs w:val="16"/>
         </w:rPr>
-      </w:pPr>
+        <w:t>PSN Price Tracker API &amp; Bot | C# / .NET 9 / Docker | 2026</w:t>
+      </w:r>
     </w:p>
     <w:p>
       <w:pPr>
         <w:tabs>
           <w:tab w:val="right" w:pos="10512"/>
         </w:tabs>
+        <w:rPr>
+          <w:sz w:val="16"/>
+          <w:szCs w:val="16"/>
+        </w:rPr>
+      </w:pPr>
+      <w:r>
+        <w:t>Built an asynchronous backend with IHostedService workers for continuous PlayStation Store monitoring and Telegram alerts.</w:t>
+      </w:r>
+      <w:proofErr w:type="gramStart"/>
+      <w:r/>
+      <w:proofErr w:type="gramEnd"/>
+      <w:r/>
+      <w:r>
         <w:rPr>
           <w:b/>
           <w:bCs/>
           <w:sz w:val="16"/>
           <w:szCs w:val="16"/>
         </w:rPr>
-      </w:pPr>
-      <w:r>
-        <w:rPr>
-          <w:b/>
-          <w:bCs/>
-          <w:sz w:val="16"/>
-          <w:szCs w:val="16"/>
-        </w:rPr>
-        <w:t xml:space="preserve">PSN Price Tracker API &amp; Bot — C# / .NET 9 / Docker 2026 </w:t>
-      </w:r>
-    </w:p>
-    <w:p>
-      <w:pPr>
-        <w:tabs>
-          <w:tab w:val="right" w:pos="10512"/>
-        </w:tabs>
-        <w:rPr>
-          <w:sz w:val="16"/>
-          <w:szCs w:val="16"/>
-        </w:rPr>
-      </w:pPr>
-      <w:r>
-        <w:t xml:space="preserve">A backend system </w:t>
-      </w:r>
-      <w:proofErr w:type="gramStart"/>
-      <w:r>
-        <w:t>built</w:t>
-      </w:r>
-      <w:proofErr w:type="gramEnd"/>
-      <w:r>
-        <w:t xml:space="preserve"> to continuously monitor</w:t>
-      </w:r>
-      <w:r>
-        <w:rPr>
-          <w:b/>
-          <w:bCs/>
-          <w:sz w:val="16"/>
-          <w:szCs w:val="16"/>
-        </w:rPr>
-        <w:t xml:space="preserve"> </w:t>
-      </w:r>
-      <w:r>
-        <w:t>PlayStation Store prices and dispatch real-time alerts via Telegram.</w:t>
-      </w:r>
+      </w:r>
+      <w:r/>
     </w:p>
     <w:p>
       <w:pPr>
@@ -1242,19 +1097,13 @@
           <w:b/>
           <w:bCs/>
         </w:rPr>
-        <w:t>Architecture &amp; Concurrency</w:t>
-      </w:r>
-      <w:r>
-        <w:t xml:space="preserve">: Designed an asynchronous backend utilizing </w:t>
-      </w:r>
+        <w:t>Implemented SHA-256 API-key authentication, global rate limiting, and IMemoryCache to reduce redundant external calls.</w:t>
+      </w:r>
+      <w:r/>
       <w:proofErr w:type="spellStart"/>
-      <w:r>
-        <w:t>IHostedService</w:t>
-      </w:r>
+      <w:r/>
       <w:proofErr w:type="spellEnd"/>
-      <w:r>
-        <w:t xml:space="preserve"> to manage concurrent background workers for continuous price monitoring and Telegram long-polling without blocking the main thread.</w:t>
-      </w:r>
+      <w:r/>
     </w:p>
     <w:p>
       <w:pPr>
@@ -1271,19 +1120,13 @@
           <w:b/>
           <w:bCs/>
         </w:rPr>
-        <w:t>Security &amp; Performance</w:t>
-      </w:r>
-      <w:r>
-        <w:t xml:space="preserve">: Implemented custom API key authentication (with SHA-256 hashing), global rate limiting, and </w:t>
-      </w:r>
+        <w:t>Added HTML parsing fallbacks and persisted sessions and alerts with Entity Framework Core and SQLite.</w:t>
+      </w:r>
+      <w:r/>
       <w:proofErr w:type="spellStart"/>
-      <w:r>
-        <w:t>IMemoryCache</w:t>
-      </w:r>
+      <w:r/>
       <w:proofErr w:type="spellEnd"/>
-      <w:r>
-        <w:t xml:space="preserve"> to drastically reduce redundant external calls and prevent rate-limit bans.</w:t>
-      </w:r>
+      <w:r/>
     </w:p>
     <w:p>
       <w:pPr>
@@ -1300,84 +1143,60 @@
           <w:b/>
           <w:bCs/>
         </w:rPr>
-        <w:t>Resilience &amp; Data</w:t>
-      </w:r>
-      <w:r>
-        <w:t>: Engineered a resilient scraping mechanism with HTML parsing fallbacks (</w:t>
-      </w:r>
-      <w:proofErr w:type="spellStart"/>
-      <w:r>
-        <w:t>HtmlAgilityPack</w:t>
-      </w:r>
-      <w:proofErr w:type="spellEnd"/>
-      <w:r>
-        <w:t>) for unreliable external APIs, persisting user sessions and alerts via Entity Framework Core and SQLite.</w:t>
-      </w:r>
-    </w:p>
-    <w:p>
-      <w:pPr>
-        <w:numPr>
-          <w:ilvl w:val="0"/>
-          <w:numId w:val="11"/>
-        </w:numPr>
+        <w:t>Deployed with Docker on Oracle Cloud, reducing setup time from 2+ hours to under five minutes and supporting 24/7 operation.</w:t>
+      </w:r>
+    </w:p>
+    <w:p>
+      <w:pPr>
         <w:tabs>
           <w:tab w:val="right" w:pos="10512"/>
         </w:tabs>
-      </w:pPr>
-      <w:r>
         <w:rPr>
           <w:b/>
           <w:bCs/>
-        </w:rPr>
-        <w:t>DevOps &amp; Deployment: Containerized the application using Docker and deployed it to an Oracle Cloud instance, reducing deployment setup from 2+ hours to under 5 minutes and ensuring reliable 24/7 production uptime.</w:t>
-      </w:r>
-    </w:p>
-    <w:p>
-      <w:pPr>
-        <w:tabs>
-          <w:tab w:val="right" w:pos="10512"/>
-        </w:tabs>
+          <w:sz w:val="16"/>
+          <w:szCs w:val="16"/>
+        </w:rPr>
+      </w:pPr>
+      <w:r>
         <w:rPr>
           <w:b/>
           <w:bCs/>
           <w:sz w:val="16"/>
           <w:szCs w:val="16"/>
         </w:rPr>
-      </w:pPr>
-      <w:r>
+        <w:br/>
+      </w:r>
+    </w:p>
+    <w:p>
+      <w:pPr>
+        <w:spacing w:after="80"/>
         <w:rPr>
           <w:b/>
           <w:bCs/>
           <w:sz w:val="16"/>
           <w:szCs w:val="16"/>
         </w:rPr>
-        <w:br/>
-      </w:r>
-    </w:p>
-    <w:p>
-      <w:pPr>
-        <w:tabs>
-          <w:tab w:val="right" w:pos="10512"/>
-        </w:tabs>
+      </w:pPr>
+      <w:proofErr w:type="spellStart"/>
+      <w:r>
         <w:rPr>
           <w:b/>
           <w:bCs/>
           <w:sz w:val="16"/>
           <w:szCs w:val="16"/>
         </w:rPr>
-      </w:pPr>
-    </w:p>
-    <w:p>
-      <w:pPr>
-        <w:spacing w:after="80"/>
+        <w:t>Crypto Tracker | React / TypeScript / Firebase | 2025</w:t>
+      </w:r>
+      <w:proofErr w:type="spellEnd"/>
+      <w:r>
         <w:rPr>
           <w:b/>
           <w:bCs/>
           <w:sz w:val="16"/>
           <w:szCs w:val="16"/>
         </w:rPr>
-      </w:pPr>
-      <w:proofErr w:type="spellStart"/>
+      </w:r>
       <w:r>
         <w:rPr>
           <w:b/>
@@ -1385,9 +1204,7 @@
           <w:sz w:val="16"/>
           <w:szCs w:val="16"/>
         </w:rPr>
-        <w:t>Cripto</w:t>
-      </w:r>
-      <w:proofErr w:type="spellEnd"/>
+      </w:r>
       <w:r>
         <w:rPr>
           <w:b/>
@@ -1395,25 +1212,6 @@
           <w:sz w:val="16"/>
           <w:szCs w:val="16"/>
         </w:rPr>
-        <w:t xml:space="preserve"> Tracker | </w:t>
-      </w:r>
-      <w:r>
-        <w:rPr>
-          <w:b/>
-          <w:bCs/>
-          <w:sz w:val="16"/>
-          <w:szCs w:val="16"/>
-        </w:rPr>
-        <w:t>React / TypeScript / Tailwind</w:t>
-      </w:r>
-      <w:r>
-        <w:rPr>
-          <w:b/>
-          <w:bCs/>
-          <w:sz w:val="16"/>
-          <w:szCs w:val="16"/>
-        </w:rPr>
-        <w:t xml:space="preserve"> </w:t>
       </w:r>
       <w:r>
         <w:rPr>
@@ -1421,7 +1219,6 @@
           <w:sz w:val="16"/>
           <w:szCs w:val="16"/>
         </w:rPr>
-        <w:t>2025</w:t>
       </w:r>
     </w:p>
     <w:p>
@@ -1433,46 +1230,33 @@
         <w:spacing w:after="80"/>
       </w:pPr>
       <w:r>
-        <w:t xml:space="preserve">Developed a responsive Single Page Application (SPA) using </w:t>
+        <w:t>Built a responsive React/TypeScript application using CoinGecko data, Firebase Authentication, and Firestore.</w:t>
       </w:r>
       <w:r>
         <w:rPr>
           <w:b/>
           <w:bCs/>
         </w:rPr>
-        <w:t>React</w:t>
-      </w:r>
-      <w:r>
-        <w:t xml:space="preserve">, </w:t>
-      </w:r>
+      </w:r>
+      <w:r/>
       <w:r>
         <w:rPr>
           <w:b/>
           <w:bCs/>
         </w:rPr>
-        <w:t>TypeScript</w:t>
-      </w:r>
-      <w:r>
-        <w:t xml:space="preserve">, and </w:t>
-      </w:r>
+      </w:r>
+      <w:r/>
       <w:r>
         <w:rPr>
           <w:b/>
           <w:bCs/>
         </w:rPr>
-        <w:t>Vite</w:t>
-      </w:r>
-      <w:r>
-        <w:t xml:space="preserve"> to track real-time cryptocurrency prices via the </w:t>
-      </w:r>
+      </w:r>
+      <w:r/>
       <w:proofErr w:type="spellStart"/>
-      <w:r>
-        <w:t>CoinGecko</w:t>
-      </w:r>
+      <w:r/>
       <w:proofErr w:type="spellEnd"/>
-      <w:r>
-        <w:t xml:space="preserve"> API.</w:t>
-      </w:r>
+      <w:r/>
     </w:p>
     <w:p>
       <w:pPr>
@@ -1483,77 +1267,60 @@
         <w:spacing w:after="80"/>
       </w:pPr>
       <w:r>
-        <w:t xml:space="preserve">Implemented a serverless backend using </w:t>
-      </w:r>
-      <w:r>
+        <w:t>Implemented above/below price alerts with dynamic USD, BRL, and EUR conversion.</w:t>
+      </w:r>
+    </w:p>
+    <w:p>
+      <w:pPr>
+        <w:tabs>
+          <w:tab w:val="right" w:pos="10512"/>
+        </w:tabs>
         <w:rPr>
           <w:b/>
           <w:bCs/>
-        </w:rPr>
-        <w:t>Firebase</w:t>
-      </w:r>
-      <w:r>
-        <w:t xml:space="preserve"> for secure user authentication (Google &amp; Email/Password) and </w:t>
-      </w:r>
-      <w:proofErr w:type="spellStart"/>
-      <w:r>
+          <w:sz w:val="16"/>
+          <w:szCs w:val="16"/>
+        </w:rPr>
+      </w:pPr>
+    </w:p>
+    <w:p>
+      <w:pPr>
+        <w:tabs>
+          <w:tab w:val="right" w:pos="10512"/>
+        </w:tabs>
         <w:rPr>
           <w:b/>
           <w:bCs/>
-        </w:rPr>
-        <w:t>Firestore</w:t>
-      </w:r>
-      <w:proofErr w:type="spellEnd"/>
-      <w:r>
-        <w:t xml:space="preserve"> database to manage user data.</w:t>
-      </w:r>
-    </w:p>
-    <w:p>
-      <w:pPr>
-        <w:numPr>
-          <w:ilvl w:val="0"/>
-          <w:numId w:val="10"/>
-        </w:numPr>
-        <w:spacing w:after="80"/>
-      </w:pPr>
-      <w:r>
-        <w:t>Engineered a custom price alert system allowing users to set triggers (above/below targets) with dynamic fiat currency conversion (USD, BRL, EUR).</w:t>
-      </w:r>
-    </w:p>
-    <w:p>
-      <w:pPr>
-        <w:numPr>
-          <w:ilvl w:val="0"/>
-          <w:numId w:val="10"/>
-        </w:numPr>
-        <w:spacing w:after="80"/>
-      </w:pPr>
-      <w:r>
-        <w:t xml:space="preserve">Designed a modern, dark-mode UI using </w:t>
-      </w:r>
+          <w:sz w:val="16"/>
+          <w:szCs w:val="16"/>
+        </w:rPr>
+      </w:pPr>
       <w:r>
         <w:rPr>
           <w:b/>
           <w:bCs/>
-        </w:rPr>
-        <w:t>Tailwind CSS</w:t>
-      </w:r>
-      <w:r>
-        <w:t>, featuring custom components like drawers, modals, and interactive data tables.</w:t>
-      </w:r>
-    </w:p>
-    <w:p>
-      <w:pPr>
-        <w:tabs>
-          <w:tab w:val="right" w:pos="10512"/>
-        </w:tabs>
+          <w:sz w:val="16"/>
+          <w:szCs w:val="16"/>
+        </w:rPr>
+        <w:t>Professional Measurement Tool | Commercial Fab Plugin | Unreal Engine C++ | 2026</w:t>
+      </w:r>
+      <w:proofErr w:type="gramStart"/>
+      <w:r>
         <w:rPr>
           <w:b/>
           <w:bCs/>
           <w:sz w:val="16"/>
           <w:szCs w:val="16"/>
         </w:rPr>
-      </w:pPr>
+      </w:r>
+      <w:r>
+        <w:rPr>
+          <w:color w:val="ADADAD" w:themeColor="background2" w:themeShade="BF"/>
+          <w:sz w:val="16"/>
+          <w:szCs w:val="16"/>
+        </w:rPr>
+      </w:r>
+      <w:proofErr w:type="gramEnd"/>
     </w:p>
     <w:p>
       <w:pPr>
@@ -1561,57 +1328,16 @@
           <w:tab w:val="right" w:pos="10512"/>
         </w:tabs>
         <w:rPr>
-          <w:b/>
-          <w:bCs/>
-          <w:sz w:val="16"/>
-          <w:szCs w:val="16"/>
-        </w:rPr>
-      </w:pPr>
-      <w:r>
-        <w:rPr>
-          <w:b/>
-          <w:bCs/>
-          <w:sz w:val="16"/>
-          <w:szCs w:val="16"/>
-        </w:rPr>
-        <w:t>Professional Measurement Tool | Unreal Engine C++ (Fab / Unreal Marketplace, 2026</w:t>
-      </w:r>
-      <w:proofErr w:type="gramStart"/>
-      <w:r>
-        <w:rPr>
-          <w:b/>
-          <w:bCs/>
-          <w:sz w:val="16"/>
-          <w:szCs w:val="16"/>
-        </w:rPr>
-        <w:t xml:space="preserve">)  </w:t>
-      </w:r>
-      <w:r>
-        <w:rPr>
-          <w:color w:val="ADADAD" w:themeColor="background2" w:themeShade="BF"/>
-          <w:sz w:val="16"/>
-          <w:szCs w:val="16"/>
-        </w:rPr>
-        <w:t>2026</w:t>
-      </w:r>
-      <w:proofErr w:type="gramEnd"/>
-    </w:p>
-    <w:p>
-      <w:pPr>
-        <w:tabs>
-          <w:tab w:val="right" w:pos="10512"/>
-        </w:tabs>
-        <w:rPr>
-          <w:sz w:val="16"/>
-          <w:szCs w:val="16"/>
-        </w:rPr>
-      </w:pPr>
-      <w:r>
-        <w:rPr>
-          <w:sz w:val="16"/>
-          <w:szCs w:val="16"/>
-        </w:rPr>
-        <w:t>Author of a C++ editor plugin that measures distances and enclosed polygon areas in-editor using </w:t>
+          <w:sz w:val="16"/>
+          <w:szCs w:val="16"/>
+        </w:rPr>
+      </w:pPr>
+      <w:r>
+        <w:rPr>
+          <w:sz w:val="16"/>
+          <w:szCs w:val="16"/>
+        </w:rPr>
+        <w:t>Commercially published C++ editor plugin for point-to-point distances and enclosed areas, with real-time feedback and a custom Editor Mode.</w:t>
       </w:r>
       <w:proofErr w:type="spellStart"/>
       <w:r>
@@ -1619,7 +1345,6 @@
           <w:sz w:val="16"/>
           <w:szCs w:val="16"/>
         </w:rPr>
-        <w:t>USplineComponent</w:t>
       </w:r>
       <w:proofErr w:type="spellEnd"/>
       <w:r>
@@ -1627,7 +1352,6 @@
           <w:sz w:val="16"/>
           <w:szCs w:val="16"/>
         </w:rPr>
-        <w:t xml:space="preserve">, with real-time visual feedback and a dedicated Editor Mode. </w:t>
       </w:r>
     </w:p>
     <w:p>
@@ -1649,83 +1373,7 @@
           <w:sz w:val="16"/>
           <w:szCs w:val="16"/>
         </w:rPr>
-        <w:t>Decoupled architecture using </w:t>
-      </w:r>
-      <w:proofErr w:type="spellStart"/>
-      <w:r>
-        <w:rPr>
-          <w:sz w:val="16"/>
-          <w:szCs w:val="16"/>
-        </w:rPr>
-        <w:t>UInterface</w:t>
-      </w:r>
-      <w:proofErr w:type="spellEnd"/>
-      <w:r>
-        <w:rPr>
-          <w:sz w:val="16"/>
-          <w:szCs w:val="16"/>
-        </w:rPr>
-        <w:t> and multicast delegates, separating actor, widget, snap, and label logic into independent components.</w:t>
-      </w:r>
-    </w:p>
-    <w:p>
-      <w:pPr>
-        <w:numPr>
-          <w:ilvl w:val="0"/>
-          <w:numId w:val="14"/>
-        </w:numPr>
-        <w:tabs>
-          <w:tab w:val="right" w:pos="10512"/>
-        </w:tabs>
-        <w:rPr>
-          <w:sz w:val="16"/>
-          <w:szCs w:val="16"/>
-        </w:rPr>
-      </w:pPr>
-      <w:r>
-        <w:rPr>
-          <w:sz w:val="16"/>
-          <w:szCs w:val="16"/>
-        </w:rPr>
-        <w:t>Three snap modes (Off / Ground / Surface) with six-axis cardinal traces for precise point placement on complex geometry.</w:t>
-      </w:r>
-    </w:p>
-    <w:p>
-      <w:pPr>
-        <w:numPr>
-          <w:ilvl w:val="0"/>
-          <w:numId w:val="14"/>
-        </w:numPr>
-        <w:tabs>
-          <w:tab w:val="right" w:pos="10512"/>
-        </w:tabs>
-        <w:rPr>
-          <w:sz w:val="16"/>
-          <w:szCs w:val="16"/>
-        </w:rPr>
-      </w:pPr>
-      <w:r>
-        <w:rPr>
-          <w:sz w:val="16"/>
-          <w:szCs w:val="16"/>
-        </w:rPr>
-        <w:t>Custom Editor Mode (</w:t>
-      </w:r>
-      <w:proofErr w:type="spellStart"/>
-      <w:r>
-        <w:rPr>
-          <w:sz w:val="16"/>
-          <w:szCs w:val="16"/>
-        </w:rPr>
-        <w:t>FEdMode</w:t>
-      </w:r>
-      <w:proofErr w:type="spellEnd"/>
-      <w:r>
-        <w:rPr>
-          <w:sz w:val="16"/>
-          <w:szCs w:val="16"/>
-        </w:rPr>
-        <w:t>) with Slate toolkit panel for one-click spawning, selection, and property editing.</w:t>
+        <w:t>Implemented three snapping modes with six-axis traces and a Slate toolkit for precise placement and editing.</w:t>
       </w:r>
     </w:p>
     <w:p>
@@ -1779,8 +1427,7 @@
           <w:sz w:val="16"/>
           <w:szCs w:val="16"/>
         </w:rPr>
-        <w:br/>
-        <w:t>Runtime Skinned Mesh Exporter (Fab / Unreal Marketplace, 2025</w:t>
+        <w:t>Runtime Skinned Mesh Exporter | Commercial Fab Plugin | Unreal Engine C++ | 2025</w:t>
       </w:r>
       <w:proofErr w:type="gramStart"/>
       <w:r>
@@ -1790,18 +1437,14 @@
           <w:sz w:val="16"/>
           <w:szCs w:val="16"/>
         </w:rPr>
-        <w:t>)</w:t>
-      </w:r>
-      <w:r>
-        <w:t xml:space="preserve">  </w:t>
-      </w:r>
+      </w:r>
+      <w:r/>
       <w:r>
         <w:rPr>
           <w:color w:val="959BA6"/>
           <w:sz w:val="16"/>
           <w:szCs w:val="16"/>
         </w:rPr>
-        <w:t>2025</w:t>
       </w:r>
       <w:proofErr w:type="gramEnd"/>
     </w:p>
@@ -1817,7 +1460,7 @@
           <w:sz w:val="16"/>
           <w:szCs w:val="16"/>
         </w:rPr>
-        <w:t xml:space="preserve">Author of a C++/Blueprint plugin that exports skinned Skeletal &amp; Static Meshes at runtime to an OBJ + MTL + PNG package. </w:t>
+        <w:t>Commercially published C++/Blueprint plugin exporting skeletal and static meshes at runtime to OBJ, MTL, and PNG.</w:t>
       </w:r>
     </w:p>
     <w:p/>
@@ -1839,7 +1482,7 @@
           <w:sz w:val="16"/>
           <w:szCs w:val="16"/>
         </w:rPr>
-        <w:t xml:space="preserve">Fully asynchronous pipeline: GPU→CPU transfer through </w:t>
+        <w:t>Built a fully asynchronous GPU-to-CPU readback and thread-pool PNG-compression pipeline using FRHIGPUTextureReadback, avoiding perceptible hitches.</w:t>
       </w:r>
       <w:proofErr w:type="spellStart"/>
       <w:r>
@@ -1847,7 +1490,6 @@
           <w:sz w:val="16"/>
           <w:szCs w:val="16"/>
         </w:rPr>
-        <w:t>FRHIGPUTextureReadback</w:t>
       </w:r>
       <w:proofErr w:type="spellEnd"/>
       <w:r>
@@ -1855,7 +1497,6 @@
           <w:sz w:val="16"/>
           <w:szCs w:val="16"/>
         </w:rPr>
-        <w:t xml:space="preserve"> and PNG compression on the thread-pool, ensuring hitch-free operation. </w:t>
       </w:r>
     </w:p>
     <w:p>
@@ -1876,44 +1517,7 @@
           <w:sz w:val="16"/>
           <w:szCs w:val="16"/>
         </w:rPr>
-        <w:t xml:space="preserve">Compatible with UE 4.27 → 5.6 via version-conditional code; </w:t>
-      </w:r>
-    </w:p>
-    <w:p>
-      <w:pPr>
-        <w:pStyle w:val="ListParagraph"/>
-        <w:numPr>
-          <w:ilvl w:val="0"/>
-          <w:numId w:val="6"/>
-        </w:numPr>
-        <w:spacing w:line="240" w:lineRule="auto"/>
-        <w:rPr>
-          <w:sz w:val="16"/>
-          <w:szCs w:val="16"/>
-        </w:rPr>
-      </w:pPr>
-      <w:r>
-        <w:rPr>
-          <w:sz w:val="16"/>
-          <w:szCs w:val="16"/>
-        </w:rPr>
-        <w:t xml:space="preserve">Managed the entire product lifecycle: ideation, development, documentation and </w:t>
-      </w:r>
-      <w:proofErr w:type="spellStart"/>
-      <w:r>
-        <w:rPr>
-          <w:sz w:val="16"/>
-          <w:szCs w:val="16"/>
-        </w:rPr>
-        <w:t>multiproject</w:t>
-      </w:r>
-      <w:proofErr w:type="spellEnd"/>
-      <w:r>
-        <w:rPr>
-          <w:sz w:val="16"/>
-          <w:szCs w:val="16"/>
-        </w:rPr>
-        <w:t xml:space="preserve"> testing </w:t>
+        <w:t>Maintained UE 4.27–5.6 compatibility through version-conditional code.</w:t>
       </w:r>
     </w:p>
     <w:p>
@@ -1965,119 +1569,6 @@
     <w:p/>
     <w:p>
       <w:pPr>
-        <w:spacing w:after="80"/>
-      </w:pPr>
-      <w:r>
-        <w:rPr>
-          <w:b/>
-          <w:bCs/>
-          <w:sz w:val="16"/>
-          <w:szCs w:val="16"/>
-        </w:rPr>
-        <w:t>Real-Time Object Obstruction Detector | Unreal Engine C++</w:t>
-      </w:r>
-      <w:r>
-        <w:rPr>
-          <w:b/>
-          <w:bCs/>
-          <w:sz w:val="16"/>
-          <w:szCs w:val="16"/>
-        </w:rPr>
-        <w:t xml:space="preserve"> </w:t>
-      </w:r>
-      <w:r>
-        <w:rPr>
-          <w:color w:val="959BA6"/>
-          <w:sz w:val="16"/>
-          <w:szCs w:val="16"/>
-        </w:rPr>
-        <w:t>2025</w:t>
-      </w:r>
-    </w:p>
-    <w:p>
-      <w:pPr>
-        <w:rPr>
-          <w:sz w:val="16"/>
-          <w:szCs w:val="16"/>
-        </w:rPr>
-      </w:pPr>
-      <w:r>
-        <w:rPr>
-          <w:sz w:val="16"/>
-          <w:szCs w:val="16"/>
-        </w:rPr>
-        <w:t>Built a high-performance C++ computer vision algorithm to compute real-time occlusion percentages between virtual objects in Unreal Engine.</w:t>
-      </w:r>
-    </w:p>
-    <w:p>
-      <w:pPr>
-        <w:numPr>
-          <w:ilvl w:val="0"/>
-          <w:numId w:val="8"/>
-        </w:numPr>
-        <w:rPr>
-          <w:sz w:val="16"/>
-          <w:szCs w:val="16"/>
-        </w:rPr>
-      </w:pPr>
-      <w:r>
-        <w:rPr>
-          <w:sz w:val="16"/>
-          <w:szCs w:val="16"/>
-        </w:rPr>
-        <w:t xml:space="preserve">Replaced legacy offline analysis with a custom runtime solution, reducing validation time from </w:t>
-      </w:r>
-      <w:r>
-        <w:rPr>
-          <w:sz w:val="16"/>
-          <w:szCs w:val="16"/>
-        </w:rPr>
-        <w:t xml:space="preserve">around </w:t>
-      </w:r>
-      <w:r>
-        <w:rPr>
-          <w:sz w:val="16"/>
-          <w:szCs w:val="16"/>
-        </w:rPr>
-        <w:t>2 hours to seconds.</w:t>
-      </w:r>
-    </w:p>
-    <w:p>
-      <w:pPr>
-        <w:numPr>
-          <w:ilvl w:val="0"/>
-          <w:numId w:val="8"/>
-        </w:numPr>
-        <w:rPr>
-          <w:sz w:val="16"/>
-          <w:szCs w:val="16"/>
-        </w:rPr>
-      </w:pPr>
-      <w:r>
-        <w:rPr>
-          <w:sz w:val="16"/>
-          <w:szCs w:val="16"/>
-        </w:rPr>
-        <w:t>Maintains precise spatial measurements while preserving engine performance.</w:t>
-      </w:r>
-    </w:p>
-    <w:p>
-      <w:pPr>
-        <w:ind w:left="720"/>
-      </w:pPr>
-    </w:p>
-    <w:p>
-      <w:pPr>
-        <w:spacing w:after="80"/>
-      </w:pPr>
-      <w:r>
-        <w:tab/>
-      </w:r>
-    </w:p>
-    <w:p/>
-    <w:p/>
-    <w:p>
-      <w:pPr>
         <w:pBdr>
           <w:bottom w:val="single" w:sz="20" w:space="0" w:color="1E1E1E"/>
         </w:pBdr>
@@ -2126,16 +1617,6 @@
         </w:rPr>
       </w:pPr>
     </w:p>
-    <w:p/>
-    <w:p>
-      <w:pPr>
-        <w:spacing w:after="180"/>
-        <w:rPr>
-          <w:sz w:val="2"/>
-          <w:szCs w:val="2"/>
-        </w:rPr>
-      </w:pPr>
-    </w:p>
     <w:p>
       <w:pPr>
         <w:pBdr>
@@ -2196,7 +1677,7 @@
           <w:sz w:val="16"/>
           <w:szCs w:val="16"/>
         </w:rPr>
-        <w:t>Computer engineering degree</w:t>
+        <w:t>Computer Engineering</w:t>
       </w:r>
     </w:p>
     <w:p>
